--- a/會議記錄/PWA-推播.docx
+++ b/會議記錄/PWA-推播.docx
@@ -6,61 +6,3042 @@
       <w:pPr>
         <w:spacing w:line="240" w:lineRule="auto"/>
         <w:rPr>
-          <w:rFonts w:hint="eastAsia"/>
-          <w:sz w:val="16"/>
-          <w:szCs w:val="16"/>
-        </w:rPr>
-      </w:pPr>
-      <w:r>
-        <w:rPr>
-          <w:rFonts w:hint="eastAsia"/>
-          <w:sz w:val="16"/>
-          <w:szCs w:val="16"/>
-        </w:rPr>
-        <w:t>GPT:</w:t>
-      </w:r>
-    </w:p>
-    <w:p>
-      <w:pPr>
-        <w:spacing w:line="240" w:lineRule="auto"/>
-        <w:rPr>
-          <w:sz w:val="16"/>
-          <w:szCs w:val="16"/>
-        </w:rPr>
-      </w:pPr>
-    </w:p>
-    <w:p>
-      <w:pPr>
-        <w:spacing w:line="240" w:lineRule="auto"/>
-        <w:rPr>
-          <w:sz w:val="16"/>
-          <w:szCs w:val="16"/>
-        </w:rPr>
-      </w:pPr>
-    </w:p>
-    <w:p>
-      <w:pPr>
-        <w:spacing w:line="240" w:lineRule="auto"/>
-        <w:rPr>
-          <w:sz w:val="16"/>
-          <w:szCs w:val="16"/>
-        </w:rPr>
-      </w:pPr>
-    </w:p>
-    <w:p>
-      <w:pPr>
-        <w:spacing w:line="240" w:lineRule="auto"/>
-        <w:rPr>
-          <w:sz w:val="16"/>
-          <w:szCs w:val="16"/>
-        </w:rPr>
-      </w:pPr>
-    </w:p>
-    <w:p>
-      <w:pPr>
-        <w:spacing w:line="240" w:lineRule="auto"/>
-        <w:rPr>
-          <w:rFonts w:hint="eastAsia"/>
+          <w:sz w:val="16"/>
+          <w:szCs w:val="16"/>
+        </w:rPr>
+      </w:pPr>
+      <w:r>
+        <w:rPr>
+          <w:rFonts w:hint="eastAsia"/>
+          <w:sz w:val="16"/>
+          <w:szCs w:val="16"/>
+        </w:rPr>
+        <w:t>產生金</w:t>
+      </w:r>
+      <w:proofErr w:type="gramStart"/>
+      <w:r>
+        <w:rPr>
+          <w:rFonts w:hint="eastAsia"/>
+          <w:sz w:val="16"/>
+          <w:szCs w:val="16"/>
+        </w:rPr>
+        <w:t>鑰</w:t>
+      </w:r>
+      <w:proofErr w:type="gramEnd"/>
+      <w:r>
+        <w:rPr>
+          <w:rFonts w:hint="eastAsia"/>
+          <w:sz w:val="16"/>
+          <w:szCs w:val="16"/>
+        </w:rPr>
+        <w:t>對</w:t>
+      </w:r>
+      <w:r>
+        <w:rPr>
+          <w:rFonts w:hint="eastAsia"/>
+          <w:sz w:val="16"/>
+          <w:szCs w:val="16"/>
+        </w:rPr>
+        <w:t xml:space="preserve"> </w:t>
+      </w:r>
+      <w:r>
+        <w:rPr>
+          <w:rFonts w:hint="eastAsia"/>
+          <w:sz w:val="16"/>
+          <w:szCs w:val="16"/>
+        </w:rPr>
+        <w:t>→</w:t>
+      </w:r>
+      <w:r>
+        <w:rPr>
+          <w:rFonts w:hint="eastAsia"/>
+          <w:sz w:val="16"/>
+          <w:szCs w:val="16"/>
+        </w:rPr>
+        <w:t xml:space="preserve"> </w:t>
+      </w:r>
+      <w:r>
+        <w:rPr>
+          <w:rFonts w:hint="eastAsia"/>
+          <w:sz w:val="16"/>
+          <w:szCs w:val="16"/>
+        </w:rPr>
+        <w:t>放到</w:t>
+      </w:r>
+      <w:r>
+        <w:rPr>
+          <w:rFonts w:hint="eastAsia"/>
+          <w:sz w:val="16"/>
+          <w:szCs w:val="16"/>
+        </w:rPr>
+        <w:t>Django</w:t>
+      </w:r>
+      <w:r>
+        <w:rPr>
+          <w:rFonts w:hint="eastAsia"/>
+          <w:sz w:val="16"/>
+          <w:szCs w:val="16"/>
+        </w:rPr>
+        <w:t>設定</w:t>
+      </w:r>
+      <w:r>
+        <w:rPr>
+          <w:rFonts w:hint="eastAsia"/>
+          <w:sz w:val="16"/>
+          <w:szCs w:val="16"/>
+        </w:rPr>
+        <w:t xml:space="preserve"> </w:t>
+      </w:r>
+      <w:r>
+        <w:rPr>
+          <w:rFonts w:hint="eastAsia"/>
+          <w:sz w:val="16"/>
+          <w:szCs w:val="16"/>
+        </w:rPr>
+        <w:t>→</w:t>
+      </w:r>
+      <w:r>
+        <w:rPr>
+          <w:rFonts w:hint="eastAsia"/>
+          <w:sz w:val="16"/>
+          <w:szCs w:val="16"/>
+        </w:rPr>
+        <w:t xml:space="preserve"> </w:t>
+      </w:r>
+      <w:r>
+        <w:rPr>
+          <w:rFonts w:hint="eastAsia"/>
+          <w:sz w:val="16"/>
+          <w:szCs w:val="16"/>
+        </w:rPr>
+        <w:t>前端用</w:t>
+      </w:r>
+      <w:r>
+        <w:rPr>
+          <w:rFonts w:hint="eastAsia"/>
+          <w:sz w:val="16"/>
+          <w:szCs w:val="16"/>
+        </w:rPr>
+        <w:t>Public Key</w:t>
+      </w:r>
+      <w:r>
+        <w:rPr>
+          <w:rFonts w:hint="eastAsia"/>
+          <w:sz w:val="16"/>
+          <w:szCs w:val="16"/>
+        </w:rPr>
+        <w:t>訂閱</w:t>
+      </w:r>
+      <w:r>
+        <w:rPr>
+          <w:rFonts w:hint="eastAsia"/>
+          <w:sz w:val="16"/>
+          <w:szCs w:val="16"/>
+        </w:rPr>
+        <w:t xml:space="preserve"> </w:t>
+      </w:r>
+      <w:r>
+        <w:rPr>
+          <w:rFonts w:hint="eastAsia"/>
+          <w:sz w:val="16"/>
+          <w:szCs w:val="16"/>
+        </w:rPr>
+        <w:t>→</w:t>
+      </w:r>
+      <w:r>
+        <w:rPr>
+          <w:rFonts w:hint="eastAsia"/>
+          <w:sz w:val="16"/>
+          <w:szCs w:val="16"/>
+        </w:rPr>
+        <w:t xml:space="preserve"> </w:t>
+      </w:r>
+      <w:r>
+        <w:rPr>
+          <w:rFonts w:hint="eastAsia"/>
+          <w:sz w:val="16"/>
+          <w:szCs w:val="16"/>
+        </w:rPr>
+        <w:t>後端用</w:t>
+      </w:r>
+      <w:r>
+        <w:rPr>
+          <w:rFonts w:hint="eastAsia"/>
+          <w:sz w:val="16"/>
+          <w:szCs w:val="16"/>
+        </w:rPr>
+        <w:t>Private Key</w:t>
+      </w:r>
+      <w:r>
+        <w:rPr>
+          <w:rFonts w:hint="eastAsia"/>
+          <w:sz w:val="16"/>
+          <w:szCs w:val="16"/>
+        </w:rPr>
+        <w:t>推播</w:t>
+      </w:r>
+    </w:p>
+    <w:p>
+      <w:pPr>
+        <w:spacing w:line="240" w:lineRule="auto"/>
+        <w:rPr>
+          <w:b/>
+          <w:bCs/>
+          <w:sz w:val="16"/>
+          <w:szCs w:val="16"/>
+        </w:rPr>
+      </w:pPr>
+      <w:r>
+        <w:rPr>
+          <w:b/>
+          <w:bCs/>
+          <w:sz w:val="16"/>
+          <w:szCs w:val="16"/>
+        </w:rPr>
+        <w:t>如何準備</w:t>
+      </w:r>
+      <w:r>
+        <w:rPr>
+          <w:b/>
+          <w:bCs/>
+          <w:sz w:val="16"/>
+          <w:szCs w:val="16"/>
+        </w:rPr>
+        <w:t xml:space="preserve"> VAPID </w:t>
+      </w:r>
+      <w:r>
+        <w:rPr>
+          <w:b/>
+          <w:bCs/>
+          <w:sz w:val="16"/>
+          <w:szCs w:val="16"/>
+        </w:rPr>
+        <w:t>金</w:t>
+      </w:r>
+      <w:proofErr w:type="gramStart"/>
+      <w:r>
+        <w:rPr>
+          <w:b/>
+          <w:bCs/>
+          <w:sz w:val="16"/>
+          <w:szCs w:val="16"/>
+        </w:rPr>
+        <w:t>鑰</w:t>
+      </w:r>
+      <w:proofErr w:type="gramEnd"/>
+      <w:r>
+        <w:rPr>
+          <w:b/>
+          <w:bCs/>
+          <w:sz w:val="16"/>
+          <w:szCs w:val="16"/>
+        </w:rPr>
+        <w:t>（步驟超簡單）</w:t>
+      </w:r>
+    </w:p>
+    <w:p>
+      <w:pPr>
+        <w:spacing w:line="240" w:lineRule="auto"/>
+        <w:rPr>
+          <w:b/>
+          <w:bCs/>
+          <w:sz w:val="16"/>
+          <w:szCs w:val="16"/>
+        </w:rPr>
+      </w:pPr>
+      <w:r>
+        <w:rPr>
+          <w:b/>
+          <w:bCs/>
+          <w:sz w:val="16"/>
+          <w:szCs w:val="16"/>
+        </w:rPr>
+        <w:t>步驟</w:t>
+      </w:r>
+      <w:r>
+        <w:rPr>
+          <w:b/>
+          <w:bCs/>
+          <w:sz w:val="16"/>
+          <w:szCs w:val="16"/>
+        </w:rPr>
+        <w:t xml:space="preserve"> 1. </w:t>
+      </w:r>
+      <w:r>
+        <w:rPr>
+          <w:b/>
+          <w:bCs/>
+          <w:sz w:val="16"/>
+          <w:szCs w:val="16"/>
+        </w:rPr>
+        <w:t>安裝產生金</w:t>
+      </w:r>
+      <w:proofErr w:type="gramStart"/>
+      <w:r>
+        <w:rPr>
+          <w:b/>
+          <w:bCs/>
+          <w:sz w:val="16"/>
+          <w:szCs w:val="16"/>
+        </w:rPr>
+        <w:t>鑰</w:t>
+      </w:r>
+      <w:proofErr w:type="gramEnd"/>
+      <w:r>
+        <w:rPr>
+          <w:b/>
+          <w:bCs/>
+          <w:sz w:val="16"/>
+          <w:szCs w:val="16"/>
+        </w:rPr>
+        <w:t>的工具</w:t>
+      </w:r>
+    </w:p>
+    <w:p>
+      <w:pPr>
+        <w:spacing w:line="240" w:lineRule="auto"/>
+        <w:rPr>
+          <w:sz w:val="16"/>
+          <w:szCs w:val="16"/>
+        </w:rPr>
+      </w:pPr>
+      <w:r>
+        <w:rPr>
+          <w:sz w:val="16"/>
+          <w:szCs w:val="16"/>
+        </w:rPr>
+        <w:t>用</w:t>
+      </w:r>
+      <w:r>
+        <w:rPr>
+          <w:sz w:val="16"/>
+          <w:szCs w:val="16"/>
+        </w:rPr>
+        <w:t xml:space="preserve"> Python </w:t>
+      </w:r>
+      <w:r>
+        <w:rPr>
+          <w:sz w:val="16"/>
+          <w:szCs w:val="16"/>
+        </w:rPr>
+        <w:t>來做。首先裝套件：</w:t>
+      </w:r>
+    </w:p>
+    <w:p>
+      <w:pPr>
+        <w:spacing w:line="240" w:lineRule="auto"/>
+        <w:rPr>
+          <w:color w:val="F2F2F2" w:themeColor="background1" w:themeShade="F2"/>
+          <w:sz w:val="16"/>
+          <w:szCs w:val="16"/>
+        </w:rPr>
+      </w:pPr>
+      <w:r>
+        <w:rPr>
+          <w:color w:val="F2F2F2" w:themeColor="background1" w:themeShade="F2"/>
+          <w:sz w:val="16"/>
+          <w:szCs w:val="16"/>
+          <w:highlight w:val="darkBlue"/>
+        </w:rPr>
+        <w:t xml:space="preserve">pip install </w:t>
+      </w:r>
+      <w:proofErr w:type="spellStart"/>
+      <w:r>
+        <w:rPr>
+          <w:color w:val="F2F2F2" w:themeColor="background1" w:themeShade="F2"/>
+          <w:sz w:val="16"/>
+          <w:szCs w:val="16"/>
+          <w:highlight w:val="darkBlue"/>
+        </w:rPr>
+        <w:t>py</w:t>
+      </w:r>
+      <w:proofErr w:type="spellEnd"/>
+      <w:r>
+        <w:rPr>
+          <w:color w:val="F2F2F2" w:themeColor="background1" w:themeShade="F2"/>
+          <w:sz w:val="16"/>
+          <w:szCs w:val="16"/>
+          <w:highlight w:val="darkBlue"/>
+        </w:rPr>
+        <w:t>-vapid</w:t>
+      </w:r>
+    </w:p>
+    <w:p>
+      <w:pPr>
+        <w:spacing w:line="240" w:lineRule="auto"/>
+        <w:rPr>
+          <w:sz w:val="16"/>
+          <w:szCs w:val="16"/>
+        </w:rPr>
+      </w:pPr>
+      <w:r>
+        <w:rPr>
+          <w:sz w:val="16"/>
+          <w:szCs w:val="16"/>
+        </w:rPr>
+        <w:t>（</w:t>
+      </w:r>
+      <w:proofErr w:type="spellStart"/>
+      <w:r>
+        <w:rPr>
+          <w:sz w:val="16"/>
+          <w:szCs w:val="16"/>
+        </w:rPr>
+        <w:t>py</w:t>
+      </w:r>
+      <w:proofErr w:type="spellEnd"/>
+      <w:r>
+        <w:rPr>
+          <w:sz w:val="16"/>
+          <w:szCs w:val="16"/>
+        </w:rPr>
+        <w:t xml:space="preserve">-vapid </w:t>
+      </w:r>
+      <w:r>
+        <w:rPr>
+          <w:sz w:val="16"/>
+          <w:szCs w:val="16"/>
+        </w:rPr>
+        <w:t>是一個可以幫你產生</w:t>
+      </w:r>
+      <w:r>
+        <w:rPr>
+          <w:sz w:val="16"/>
+          <w:szCs w:val="16"/>
+        </w:rPr>
+        <w:t xml:space="preserve"> VAPID </w:t>
+      </w:r>
+      <w:r>
+        <w:rPr>
+          <w:sz w:val="16"/>
+          <w:szCs w:val="16"/>
+        </w:rPr>
+        <w:t>金</w:t>
+      </w:r>
+      <w:proofErr w:type="gramStart"/>
+      <w:r>
+        <w:rPr>
+          <w:sz w:val="16"/>
+          <w:szCs w:val="16"/>
+        </w:rPr>
+        <w:t>鑰</w:t>
+      </w:r>
+      <w:proofErr w:type="gramEnd"/>
+      <w:r>
+        <w:rPr>
+          <w:sz w:val="16"/>
+          <w:szCs w:val="16"/>
+        </w:rPr>
+        <w:t>對的小工具）</w:t>
+      </w:r>
+    </w:p>
+    <w:p>
+      <w:pPr>
+        <w:spacing w:line="240" w:lineRule="auto"/>
+        <w:rPr>
+          <w:sz w:val="16"/>
+          <w:szCs w:val="16"/>
+        </w:rPr>
+      </w:pPr>
+    </w:p>
+    <w:p>
+      <w:pPr>
+        <w:spacing w:line="240" w:lineRule="auto"/>
+        <w:rPr>
+          <w:b/>
+          <w:bCs/>
+          <w:sz w:val="16"/>
+          <w:szCs w:val="16"/>
+        </w:rPr>
+      </w:pPr>
+      <w:r>
+        <w:rPr>
+          <w:b/>
+          <w:bCs/>
+          <w:sz w:val="16"/>
+          <w:szCs w:val="16"/>
+        </w:rPr>
+        <w:t>步驟</w:t>
+      </w:r>
+      <w:r>
+        <w:rPr>
+          <w:b/>
+          <w:bCs/>
+          <w:sz w:val="16"/>
+          <w:szCs w:val="16"/>
+        </w:rPr>
+        <w:t xml:space="preserve"> 2. </w:t>
+      </w:r>
+      <w:r>
+        <w:rPr>
+          <w:b/>
+          <w:bCs/>
+          <w:sz w:val="16"/>
+          <w:szCs w:val="16"/>
+        </w:rPr>
+        <w:t>用</w:t>
+      </w:r>
+      <w:r>
+        <w:rPr>
+          <w:b/>
+          <w:bCs/>
+          <w:sz w:val="16"/>
+          <w:szCs w:val="16"/>
+        </w:rPr>
+        <w:t xml:space="preserve"> Python </w:t>
+      </w:r>
+      <w:r>
+        <w:rPr>
+          <w:b/>
+          <w:bCs/>
+          <w:sz w:val="16"/>
+          <w:szCs w:val="16"/>
+        </w:rPr>
+        <w:t>產生金</w:t>
+      </w:r>
+      <w:proofErr w:type="gramStart"/>
+      <w:r>
+        <w:rPr>
+          <w:b/>
+          <w:bCs/>
+          <w:sz w:val="16"/>
+          <w:szCs w:val="16"/>
+        </w:rPr>
+        <w:t>鑰</w:t>
+      </w:r>
+      <w:proofErr w:type="gramEnd"/>
+    </w:p>
+    <w:p>
+      <w:pPr>
+        <w:spacing w:line="240" w:lineRule="auto"/>
+        <w:rPr>
+          <w:sz w:val="16"/>
+          <w:szCs w:val="16"/>
+        </w:rPr>
+      </w:pPr>
+      <w:r>
+        <w:rPr>
+          <w:sz w:val="16"/>
+          <w:szCs w:val="16"/>
+        </w:rPr>
+        <w:t>打開一個新的</w:t>
+      </w:r>
+      <w:r>
+        <w:rPr>
+          <w:sz w:val="16"/>
+          <w:szCs w:val="16"/>
+        </w:rPr>
+        <w:t xml:space="preserve"> .</w:t>
+      </w:r>
+      <w:proofErr w:type="spellStart"/>
+      <w:r>
+        <w:rPr>
+          <w:sz w:val="16"/>
+          <w:szCs w:val="16"/>
+        </w:rPr>
+        <w:t>py</w:t>
+      </w:r>
+      <w:proofErr w:type="spellEnd"/>
+      <w:r>
+        <w:rPr>
+          <w:sz w:val="16"/>
+          <w:szCs w:val="16"/>
+        </w:rPr>
+        <w:t xml:space="preserve"> </w:t>
+      </w:r>
+      <w:r>
+        <w:rPr>
+          <w:sz w:val="16"/>
+          <w:szCs w:val="16"/>
+        </w:rPr>
+        <w:t>檔案，內容寫：</w:t>
+      </w:r>
+    </w:p>
+    <w:p>
+      <w:pPr>
+        <w:spacing w:line="240" w:lineRule="auto"/>
+        <w:rPr>
+          <w:sz w:val="16"/>
+          <w:szCs w:val="16"/>
+        </w:rPr>
+      </w:pPr>
+      <w:r>
+        <w:rPr>
+          <w:color w:val="F2F2F2" w:themeColor="background1" w:themeShade="F2"/>
+          <w:sz w:val="16"/>
+          <w:szCs w:val="16"/>
+          <w:highlight w:val="darkBlue"/>
+        </w:rPr>
+        <w:t>from vapid import Vapid01</w:t>
+      </w:r>
+    </w:p>
+    <w:p>
+      <w:pPr>
+        <w:spacing w:line="240" w:lineRule="auto"/>
+        <w:rPr>
+          <w:color w:val="F2F2F2" w:themeColor="background1" w:themeShade="F2"/>
+          <w:sz w:val="16"/>
+          <w:szCs w:val="16"/>
+          <w:highlight w:val="darkBlue"/>
+        </w:rPr>
+      </w:pPr>
+      <w:proofErr w:type="spellStart"/>
+      <w:r>
+        <w:rPr>
+          <w:color w:val="F2F2F2" w:themeColor="background1" w:themeShade="F2"/>
+          <w:sz w:val="16"/>
+          <w:szCs w:val="16"/>
+          <w:highlight w:val="darkBlue"/>
+        </w:rPr>
+        <w:t>private_key</w:t>
+      </w:r>
+      <w:proofErr w:type="spellEnd"/>
+      <w:r>
+        <w:rPr>
+          <w:color w:val="F2F2F2" w:themeColor="background1" w:themeShade="F2"/>
+          <w:sz w:val="16"/>
+          <w:szCs w:val="16"/>
+          <w:highlight w:val="darkBlue"/>
+        </w:rPr>
+        <w:t xml:space="preserve">, </w:t>
+      </w:r>
+      <w:proofErr w:type="spellStart"/>
+      <w:r>
+        <w:rPr>
+          <w:color w:val="F2F2F2" w:themeColor="background1" w:themeShade="F2"/>
+          <w:sz w:val="16"/>
+          <w:szCs w:val="16"/>
+          <w:highlight w:val="darkBlue"/>
+        </w:rPr>
+        <w:t>public_key</w:t>
+      </w:r>
+      <w:proofErr w:type="spellEnd"/>
+      <w:r>
+        <w:rPr>
+          <w:color w:val="F2F2F2" w:themeColor="background1" w:themeShade="F2"/>
+          <w:sz w:val="16"/>
+          <w:szCs w:val="16"/>
+          <w:highlight w:val="darkBlue"/>
+        </w:rPr>
+        <w:t xml:space="preserve"> = Vapid01.create_</w:t>
+      </w:r>
+      <w:proofErr w:type="gramStart"/>
+      <w:r>
+        <w:rPr>
+          <w:color w:val="F2F2F2" w:themeColor="background1" w:themeShade="F2"/>
+          <w:sz w:val="16"/>
+          <w:szCs w:val="16"/>
+          <w:highlight w:val="darkBlue"/>
+        </w:rPr>
+        <w:t>keys(</w:t>
+      </w:r>
+      <w:proofErr w:type="gramEnd"/>
+      <w:r>
+        <w:rPr>
+          <w:color w:val="F2F2F2" w:themeColor="background1" w:themeShade="F2"/>
+          <w:sz w:val="16"/>
+          <w:szCs w:val="16"/>
+          <w:highlight w:val="darkBlue"/>
+        </w:rPr>
+        <w:t>)</w:t>
+      </w:r>
+    </w:p>
+    <w:p>
+      <w:pPr>
+        <w:spacing w:line="240" w:lineRule="auto"/>
+        <w:rPr>
+          <w:color w:val="F2F2F2" w:themeColor="background1" w:themeShade="F2"/>
+          <w:sz w:val="16"/>
+          <w:szCs w:val="16"/>
+          <w:highlight w:val="darkBlue"/>
+        </w:rPr>
+      </w:pPr>
+      <w:proofErr w:type="gramStart"/>
+      <w:r>
+        <w:rPr>
+          <w:color w:val="F2F2F2" w:themeColor="background1" w:themeShade="F2"/>
+          <w:sz w:val="16"/>
+          <w:szCs w:val="16"/>
+          <w:highlight w:val="darkBlue"/>
+        </w:rPr>
+        <w:t>print(</w:t>
+      </w:r>
+      <w:proofErr w:type="gramEnd"/>
+      <w:r>
+        <w:rPr>
+          <w:color w:val="F2F2F2" w:themeColor="background1" w:themeShade="F2"/>
+          <w:sz w:val="16"/>
+          <w:szCs w:val="16"/>
+          <w:highlight w:val="darkBlue"/>
+        </w:rPr>
+        <w:t xml:space="preserve">"Private Key:", </w:t>
+      </w:r>
+      <w:proofErr w:type="spellStart"/>
+      <w:r>
+        <w:rPr>
+          <w:color w:val="F2F2F2" w:themeColor="background1" w:themeShade="F2"/>
+          <w:sz w:val="16"/>
+          <w:szCs w:val="16"/>
+          <w:highlight w:val="darkBlue"/>
+        </w:rPr>
+        <w:t>private_key</w:t>
+      </w:r>
+      <w:proofErr w:type="spellEnd"/>
+      <w:r>
+        <w:rPr>
+          <w:color w:val="F2F2F2" w:themeColor="background1" w:themeShade="F2"/>
+          <w:sz w:val="16"/>
+          <w:szCs w:val="16"/>
+          <w:highlight w:val="darkBlue"/>
+        </w:rPr>
+        <w:t>)</w:t>
+      </w:r>
+    </w:p>
+    <w:p>
+      <w:pPr>
+        <w:spacing w:line="240" w:lineRule="auto"/>
+        <w:rPr>
+          <w:color w:val="F2F2F2" w:themeColor="background1" w:themeShade="F2"/>
+          <w:sz w:val="16"/>
+          <w:szCs w:val="16"/>
+        </w:rPr>
+      </w:pPr>
+      <w:proofErr w:type="gramStart"/>
+      <w:r>
+        <w:rPr>
+          <w:color w:val="F2F2F2" w:themeColor="background1" w:themeShade="F2"/>
+          <w:sz w:val="16"/>
+          <w:szCs w:val="16"/>
+          <w:highlight w:val="darkBlue"/>
+        </w:rPr>
+        <w:t>print(</w:t>
+      </w:r>
+      <w:proofErr w:type="gramEnd"/>
+      <w:r>
+        <w:rPr>
+          <w:color w:val="F2F2F2" w:themeColor="background1" w:themeShade="F2"/>
+          <w:sz w:val="16"/>
+          <w:szCs w:val="16"/>
+          <w:highlight w:val="darkBlue"/>
+        </w:rPr>
+        <w:t xml:space="preserve">"Public Key:", </w:t>
+      </w:r>
+      <w:proofErr w:type="spellStart"/>
+      <w:r>
+        <w:rPr>
+          <w:color w:val="F2F2F2" w:themeColor="background1" w:themeShade="F2"/>
+          <w:sz w:val="16"/>
+          <w:szCs w:val="16"/>
+          <w:highlight w:val="darkBlue"/>
+        </w:rPr>
+        <w:t>public_key</w:t>
+      </w:r>
+      <w:proofErr w:type="spellEnd"/>
+      <w:r>
+        <w:rPr>
+          <w:color w:val="F2F2F2" w:themeColor="background1" w:themeShade="F2"/>
+          <w:sz w:val="16"/>
+          <w:szCs w:val="16"/>
+          <w:highlight w:val="darkBlue"/>
+        </w:rPr>
+        <w:t>)</w:t>
+      </w:r>
+    </w:p>
+    <w:p>
+      <w:pPr>
+        <w:spacing w:line="240" w:lineRule="auto"/>
+        <w:rPr>
+          <w:sz w:val="16"/>
+          <w:szCs w:val="16"/>
+        </w:rPr>
+      </w:pPr>
+      <w:r>
+        <w:rPr>
+          <w:sz w:val="16"/>
+          <w:szCs w:val="16"/>
+        </w:rPr>
+        <w:t>或者直接在</w:t>
+      </w:r>
+      <w:r>
+        <w:rPr>
+          <w:sz w:val="16"/>
+          <w:szCs w:val="16"/>
+        </w:rPr>
+        <w:t xml:space="preserve"> Python </w:t>
+      </w:r>
+      <w:r>
+        <w:rPr>
+          <w:sz w:val="16"/>
+          <w:szCs w:val="16"/>
+        </w:rPr>
+        <w:t>互動模式打也可以：</w:t>
+      </w:r>
+    </w:p>
+    <w:p>
+      <w:pPr>
+        <w:spacing w:line="240" w:lineRule="auto"/>
+        <w:rPr>
+          <w:color w:val="F2F2F2" w:themeColor="background1" w:themeShade="F2"/>
+          <w:sz w:val="16"/>
+          <w:szCs w:val="16"/>
+        </w:rPr>
+      </w:pPr>
+      <w:r>
+        <w:rPr>
+          <w:color w:val="F2F2F2" w:themeColor="background1" w:themeShade="F2"/>
+          <w:sz w:val="16"/>
+          <w:szCs w:val="16"/>
+          <w:highlight w:val="darkBlue"/>
+        </w:rPr>
+        <w:t>python</w:t>
+      </w:r>
+      <w:r>
+        <w:rPr>
+          <w:color w:val="F2F2F2" w:themeColor="background1" w:themeShade="F2"/>
+          <w:sz w:val="16"/>
+          <w:szCs w:val="16"/>
+        </w:rPr>
+        <w:t xml:space="preserve"> </w:t>
+      </w:r>
+    </w:p>
+    <w:p>
+      <w:pPr>
+        <w:spacing w:line="240" w:lineRule="auto"/>
+        <w:rPr>
+          <w:sz w:val="16"/>
+          <w:szCs w:val="16"/>
+        </w:rPr>
+      </w:pPr>
+      <w:r>
+        <w:rPr>
+          <w:rFonts w:hint="eastAsia"/>
+          <w:sz w:val="16"/>
+          <w:szCs w:val="16"/>
+        </w:rPr>
+        <w:t>然後</w:t>
+      </w:r>
+    </w:p>
+    <w:p>
+      <w:pPr>
+        <w:spacing w:line="240" w:lineRule="auto"/>
+        <w:rPr>
+          <w:sz w:val="16"/>
+          <w:szCs w:val="16"/>
+          <w:highlight w:val="darkBlue"/>
+        </w:rPr>
+      </w:pPr>
+      <w:r>
+        <w:rPr>
+          <w:color w:val="FFFFFF" w:themeColor="background1"/>
+          <w:sz w:val="16"/>
+          <w:szCs w:val="16"/>
+          <w:highlight w:val="darkBlue"/>
+        </w:rPr>
+        <w:t>from vapid import Vapid01</w:t>
+      </w:r>
+    </w:p>
+    <w:p>
+      <w:pPr>
+        <w:spacing w:line="240" w:lineRule="auto"/>
+        <w:rPr>
+          <w:color w:val="FFFFFF" w:themeColor="background1"/>
+          <w:sz w:val="16"/>
+          <w:szCs w:val="16"/>
+          <w:highlight w:val="darkBlue"/>
+        </w:rPr>
+      </w:pPr>
+      <w:proofErr w:type="spellStart"/>
+      <w:r>
+        <w:rPr>
+          <w:color w:val="FFFFFF" w:themeColor="background1"/>
+          <w:sz w:val="16"/>
+          <w:szCs w:val="16"/>
+          <w:highlight w:val="darkBlue"/>
+        </w:rPr>
+        <w:t>private_key</w:t>
+      </w:r>
+      <w:proofErr w:type="spellEnd"/>
+      <w:r>
+        <w:rPr>
+          <w:color w:val="FFFFFF" w:themeColor="background1"/>
+          <w:sz w:val="16"/>
+          <w:szCs w:val="16"/>
+          <w:highlight w:val="darkBlue"/>
+        </w:rPr>
+        <w:t xml:space="preserve">, </w:t>
+      </w:r>
+      <w:proofErr w:type="spellStart"/>
+      <w:r>
+        <w:rPr>
+          <w:color w:val="FFFFFF" w:themeColor="background1"/>
+          <w:sz w:val="16"/>
+          <w:szCs w:val="16"/>
+          <w:highlight w:val="darkBlue"/>
+        </w:rPr>
+        <w:t>public_key</w:t>
+      </w:r>
+      <w:proofErr w:type="spellEnd"/>
+      <w:r>
+        <w:rPr>
+          <w:color w:val="FFFFFF" w:themeColor="background1"/>
+          <w:sz w:val="16"/>
+          <w:szCs w:val="16"/>
+          <w:highlight w:val="darkBlue"/>
+        </w:rPr>
+        <w:t xml:space="preserve"> = Vapid01.create_</w:t>
+      </w:r>
+      <w:proofErr w:type="gramStart"/>
+      <w:r>
+        <w:rPr>
+          <w:color w:val="FFFFFF" w:themeColor="background1"/>
+          <w:sz w:val="16"/>
+          <w:szCs w:val="16"/>
+          <w:highlight w:val="darkBlue"/>
+        </w:rPr>
+        <w:t>keys(</w:t>
+      </w:r>
+      <w:proofErr w:type="gramEnd"/>
+      <w:r>
+        <w:rPr>
+          <w:color w:val="FFFFFF" w:themeColor="background1"/>
+          <w:sz w:val="16"/>
+          <w:szCs w:val="16"/>
+          <w:highlight w:val="darkBlue"/>
+        </w:rPr>
+        <w:t>)</w:t>
+      </w:r>
+    </w:p>
+    <w:p>
+      <w:pPr>
+        <w:spacing w:line="240" w:lineRule="auto"/>
+        <w:rPr>
+          <w:color w:val="FFFFFF" w:themeColor="background1"/>
+          <w:sz w:val="16"/>
+          <w:szCs w:val="16"/>
+          <w:highlight w:val="darkBlue"/>
+        </w:rPr>
+      </w:pPr>
+      <w:r>
+        <w:rPr>
+          <w:color w:val="FFFFFF" w:themeColor="background1"/>
+          <w:sz w:val="16"/>
+          <w:szCs w:val="16"/>
+          <w:highlight w:val="darkBlue"/>
+        </w:rPr>
+        <w:t>print(</w:t>
+      </w:r>
+      <w:proofErr w:type="spellStart"/>
+      <w:r>
+        <w:rPr>
+          <w:color w:val="FFFFFF" w:themeColor="background1"/>
+          <w:sz w:val="16"/>
+          <w:szCs w:val="16"/>
+          <w:highlight w:val="darkBlue"/>
+        </w:rPr>
+        <w:t>private_key</w:t>
+      </w:r>
+      <w:proofErr w:type="spellEnd"/>
+      <w:r>
+        <w:rPr>
+          <w:color w:val="FFFFFF" w:themeColor="background1"/>
+          <w:sz w:val="16"/>
+          <w:szCs w:val="16"/>
+          <w:highlight w:val="darkBlue"/>
+        </w:rPr>
+        <w:t>)</w:t>
+      </w:r>
+    </w:p>
+    <w:p>
+      <w:pPr>
+        <w:spacing w:line="240" w:lineRule="auto"/>
+        <w:rPr>
+          <w:color w:val="FFFFFF" w:themeColor="background1"/>
+          <w:sz w:val="16"/>
+          <w:szCs w:val="16"/>
+        </w:rPr>
+      </w:pPr>
+      <w:r>
+        <w:rPr>
+          <w:color w:val="FFFFFF" w:themeColor="background1"/>
+          <w:sz w:val="16"/>
+          <w:szCs w:val="16"/>
+          <w:highlight w:val="darkBlue"/>
+        </w:rPr>
+        <w:t>print(</w:t>
+      </w:r>
+      <w:proofErr w:type="spellStart"/>
+      <w:r>
+        <w:rPr>
+          <w:color w:val="FFFFFF" w:themeColor="background1"/>
+          <w:sz w:val="16"/>
+          <w:szCs w:val="16"/>
+          <w:highlight w:val="darkBlue"/>
+        </w:rPr>
+        <w:t>public_key</w:t>
+      </w:r>
+      <w:proofErr w:type="spellEnd"/>
+      <w:r>
+        <w:rPr>
+          <w:color w:val="FFFFFF" w:themeColor="background1"/>
+          <w:sz w:val="16"/>
+          <w:szCs w:val="16"/>
+          <w:highlight w:val="darkBlue"/>
+        </w:rPr>
+        <w:t>)</w:t>
+      </w:r>
+    </w:p>
+    <w:p>
+      <w:pPr>
+        <w:spacing w:line="240" w:lineRule="auto"/>
+        <w:rPr>
+          <w:sz w:val="16"/>
+          <w:szCs w:val="16"/>
+        </w:rPr>
+      </w:pPr>
+      <w:r>
+        <w:rPr>
+          <w:rFonts w:ascii="Segoe UI Emoji" w:hAnsi="Segoe UI Emoji" w:cs="Segoe UI Emoji"/>
+          <w:sz w:val="16"/>
+          <w:szCs w:val="16"/>
+        </w:rPr>
+        <w:t>✅</w:t>
+      </w:r>
+      <w:r>
+        <w:rPr>
+          <w:sz w:val="16"/>
+          <w:szCs w:val="16"/>
+        </w:rPr>
+        <w:t xml:space="preserve"> </w:t>
+      </w:r>
+      <w:r>
+        <w:rPr>
+          <w:sz w:val="16"/>
+          <w:szCs w:val="16"/>
+        </w:rPr>
+        <w:t>這樣馬上就會產生一組：</w:t>
+      </w:r>
+    </w:p>
+    <w:p>
+      <w:pPr>
+        <w:numPr>
+          <w:ilvl w:val="0"/>
+          <w:numId w:val="1"/>
+        </w:numPr>
+        <w:spacing w:line="240" w:lineRule="auto"/>
+        <w:rPr>
+          <w:sz w:val="16"/>
+          <w:szCs w:val="16"/>
+        </w:rPr>
+      </w:pPr>
+      <w:r>
+        <w:rPr>
+          <w:b/>
+          <w:bCs/>
+          <w:sz w:val="16"/>
+          <w:szCs w:val="16"/>
+        </w:rPr>
+        <w:t>Private Key</w:t>
+      </w:r>
+      <w:r>
+        <w:rPr>
+          <w:sz w:val="16"/>
+          <w:szCs w:val="16"/>
+        </w:rPr>
+        <w:t>（後端用，自己保密）</w:t>
+      </w:r>
+    </w:p>
+    <w:p>
+      <w:pPr>
+        <w:numPr>
+          <w:ilvl w:val="0"/>
+          <w:numId w:val="1"/>
+        </w:numPr>
+        <w:spacing w:line="240" w:lineRule="auto"/>
+        <w:rPr>
+          <w:sz w:val="16"/>
+          <w:szCs w:val="16"/>
+        </w:rPr>
+      </w:pPr>
+      <w:r>
+        <w:rPr>
+          <w:b/>
+          <w:bCs/>
+          <w:sz w:val="16"/>
+          <w:szCs w:val="16"/>
+        </w:rPr>
+        <w:t>Public Key</w:t>
+      </w:r>
+      <w:r>
+        <w:rPr>
+          <w:sz w:val="16"/>
+          <w:szCs w:val="16"/>
+        </w:rPr>
+        <w:t>（前端用，公開給用戶訂閱推播）</w:t>
+      </w:r>
+    </w:p>
+    <w:p>
+      <w:pPr>
+        <w:spacing w:line="240" w:lineRule="auto"/>
+        <w:rPr>
+          <w:sz w:val="16"/>
+          <w:szCs w:val="16"/>
+        </w:rPr>
+      </w:pPr>
+    </w:p>
+    <w:p>
+      <w:pPr>
+        <w:spacing w:line="240" w:lineRule="auto"/>
+        <w:rPr>
+          <w:b/>
+          <w:bCs/>
+          <w:sz w:val="16"/>
+          <w:szCs w:val="16"/>
+        </w:rPr>
+      </w:pPr>
+      <w:r>
+        <w:rPr>
+          <w:b/>
+          <w:bCs/>
+          <w:sz w:val="16"/>
+          <w:szCs w:val="16"/>
+        </w:rPr>
+        <w:t>步驟</w:t>
+      </w:r>
+      <w:r>
+        <w:rPr>
+          <w:b/>
+          <w:bCs/>
+          <w:sz w:val="16"/>
+          <w:szCs w:val="16"/>
+        </w:rPr>
+        <w:t xml:space="preserve"> 3. </w:t>
+      </w:r>
+      <w:r>
+        <w:rPr>
+          <w:b/>
+          <w:bCs/>
+          <w:sz w:val="16"/>
+          <w:szCs w:val="16"/>
+        </w:rPr>
+        <w:t>把金</w:t>
+      </w:r>
+      <w:proofErr w:type="gramStart"/>
+      <w:r>
+        <w:rPr>
+          <w:b/>
+          <w:bCs/>
+          <w:sz w:val="16"/>
+          <w:szCs w:val="16"/>
+        </w:rPr>
+        <w:t>鑰</w:t>
+      </w:r>
+      <w:proofErr w:type="gramEnd"/>
+      <w:r>
+        <w:rPr>
+          <w:b/>
+          <w:bCs/>
+          <w:sz w:val="16"/>
+          <w:szCs w:val="16"/>
+        </w:rPr>
+        <w:t>放進你的</w:t>
+      </w:r>
+      <w:r>
+        <w:rPr>
+          <w:b/>
+          <w:bCs/>
+          <w:sz w:val="16"/>
+          <w:szCs w:val="16"/>
+        </w:rPr>
+        <w:t xml:space="preserve"> Django </w:t>
+      </w:r>
+      <w:r>
+        <w:rPr>
+          <w:b/>
+          <w:bCs/>
+          <w:sz w:val="16"/>
+          <w:szCs w:val="16"/>
+        </w:rPr>
+        <w:t>專案</w:t>
+      </w:r>
+    </w:p>
+    <w:p>
+      <w:pPr>
+        <w:spacing w:line="240" w:lineRule="auto"/>
+        <w:rPr>
+          <w:sz w:val="16"/>
+          <w:szCs w:val="16"/>
+        </w:rPr>
+      </w:pPr>
+      <w:r>
+        <w:rPr>
+          <w:sz w:val="16"/>
+          <w:szCs w:val="16"/>
+        </w:rPr>
+        <w:t>有</w:t>
+      </w:r>
+      <w:proofErr w:type="gramStart"/>
+      <w:r>
+        <w:rPr>
+          <w:sz w:val="16"/>
+          <w:szCs w:val="16"/>
+        </w:rPr>
+        <w:t>兩種放法</w:t>
+      </w:r>
+      <w:proofErr w:type="gramEnd"/>
+      <w:r>
+        <w:rPr>
+          <w:sz w:val="16"/>
+          <w:szCs w:val="16"/>
+        </w:rPr>
+        <w:t>，看你習慣哪一種：</w:t>
+      </w:r>
+    </w:p>
+    <w:p>
+      <w:pPr>
+        <w:spacing w:line="240" w:lineRule="auto"/>
+        <w:rPr>
+          <w:sz w:val="16"/>
+          <w:szCs w:val="16"/>
+        </w:rPr>
+      </w:pPr>
+      <w:r>
+        <w:rPr>
+          <w:b/>
+          <w:bCs/>
+          <w:sz w:val="16"/>
+          <w:szCs w:val="16"/>
+        </w:rPr>
+        <w:t>放在</w:t>
+      </w:r>
+      <w:r>
+        <w:rPr>
+          <w:b/>
+          <w:bCs/>
+          <w:sz w:val="16"/>
+          <w:szCs w:val="16"/>
+        </w:rPr>
+        <w:t xml:space="preserve"> Django settings.py</w:t>
+      </w:r>
+      <w:r>
+        <w:rPr>
+          <w:rFonts w:hint="eastAsia"/>
+          <w:b/>
+          <w:bCs/>
+          <w:sz w:val="16"/>
+          <w:szCs w:val="16"/>
+        </w:rPr>
+        <w:t xml:space="preserve">   </w:t>
+      </w:r>
+      <w:r>
+        <w:rPr>
+          <w:sz w:val="16"/>
+          <w:szCs w:val="16"/>
+        </w:rPr>
+        <w:t>直接在</w:t>
+      </w:r>
+      <w:r>
+        <w:rPr>
+          <w:sz w:val="16"/>
+          <w:szCs w:val="16"/>
+        </w:rPr>
+        <w:t xml:space="preserve"> settings.py </w:t>
+      </w:r>
+      <w:r>
+        <w:rPr>
+          <w:sz w:val="16"/>
+          <w:szCs w:val="16"/>
+        </w:rPr>
+        <w:t>裡面加：</w:t>
+      </w:r>
+    </w:p>
+    <w:p>
+      <w:pPr>
+        <w:spacing w:line="240" w:lineRule="auto"/>
+        <w:rPr>
+          <w:color w:val="FFFFFF" w:themeColor="background1"/>
+          <w:sz w:val="16"/>
+          <w:szCs w:val="16"/>
+          <w:highlight w:val="darkBlue"/>
+        </w:rPr>
+      </w:pPr>
+      <w:r>
+        <w:rPr>
+          <w:color w:val="FFFFFF" w:themeColor="background1"/>
+          <w:sz w:val="16"/>
+          <w:szCs w:val="16"/>
+          <w:highlight w:val="darkBlue"/>
+        </w:rPr>
+        <w:lastRenderedPageBreak/>
+        <w:t>VAPID_PUBLIC_KEY = '</w:t>
+      </w:r>
+      <w:r>
+        <w:rPr>
+          <w:color w:val="FFFFFF" w:themeColor="background1"/>
+          <w:sz w:val="16"/>
+          <w:szCs w:val="16"/>
+          <w:highlight w:val="darkBlue"/>
+        </w:rPr>
+        <w:t>你的</w:t>
+      </w:r>
+      <w:proofErr w:type="spellStart"/>
+      <w:r>
+        <w:rPr>
+          <w:color w:val="FFFFFF" w:themeColor="background1"/>
+          <w:sz w:val="16"/>
+          <w:szCs w:val="16"/>
+          <w:highlight w:val="darkBlue"/>
+        </w:rPr>
+        <w:t>PublicKey</w:t>
+      </w:r>
+      <w:proofErr w:type="spellEnd"/>
+      <w:r>
+        <w:rPr>
+          <w:color w:val="FFFFFF" w:themeColor="background1"/>
+          <w:sz w:val="16"/>
+          <w:szCs w:val="16"/>
+          <w:highlight w:val="darkBlue"/>
+        </w:rPr>
+        <w:t>'</w:t>
+      </w:r>
+    </w:p>
+    <w:p>
+      <w:pPr>
+        <w:spacing w:line="240" w:lineRule="auto"/>
+        <w:rPr>
+          <w:color w:val="FFFFFF" w:themeColor="background1"/>
+          <w:sz w:val="16"/>
+          <w:szCs w:val="16"/>
+        </w:rPr>
+      </w:pPr>
+      <w:r>
+        <w:rPr>
+          <w:color w:val="FFFFFF" w:themeColor="background1"/>
+          <w:sz w:val="16"/>
+          <w:szCs w:val="16"/>
+          <w:highlight w:val="darkBlue"/>
+        </w:rPr>
+        <w:t>VAPID_PRIVATE_KEY = '</w:t>
+      </w:r>
+      <w:r>
+        <w:rPr>
+          <w:color w:val="FFFFFF" w:themeColor="background1"/>
+          <w:sz w:val="16"/>
+          <w:szCs w:val="16"/>
+          <w:highlight w:val="darkBlue"/>
+        </w:rPr>
+        <w:t>你的</w:t>
+      </w:r>
+      <w:proofErr w:type="spellStart"/>
+      <w:r>
+        <w:rPr>
+          <w:color w:val="FFFFFF" w:themeColor="background1"/>
+          <w:sz w:val="16"/>
+          <w:szCs w:val="16"/>
+          <w:highlight w:val="darkBlue"/>
+        </w:rPr>
+        <w:t>PrivateKey</w:t>
+      </w:r>
+      <w:proofErr w:type="spellEnd"/>
+      <w:r>
+        <w:rPr>
+          <w:color w:val="FFFFFF" w:themeColor="background1"/>
+          <w:sz w:val="16"/>
+          <w:szCs w:val="16"/>
+          <w:highlight w:val="darkBlue"/>
+        </w:rPr>
+        <w:t>'</w:t>
+      </w:r>
+    </w:p>
+    <w:p>
+      <w:pPr>
+        <w:spacing w:line="240" w:lineRule="auto"/>
+        <w:rPr>
+          <w:sz w:val="16"/>
+          <w:szCs w:val="16"/>
+        </w:rPr>
+      </w:pPr>
+      <w:r>
+        <w:rPr>
+          <w:b/>
+          <w:bCs/>
+          <w:sz w:val="16"/>
+          <w:szCs w:val="16"/>
+        </w:rPr>
+        <w:t>這樣後</w:t>
+      </w:r>
+      <w:proofErr w:type="gramStart"/>
+      <w:r>
+        <w:rPr>
+          <w:b/>
+          <w:bCs/>
+          <w:sz w:val="16"/>
+          <w:szCs w:val="16"/>
+        </w:rPr>
+        <w:t>端發推</w:t>
+      </w:r>
+      <w:proofErr w:type="gramEnd"/>
+      <w:r>
+        <w:rPr>
+          <w:b/>
+          <w:bCs/>
+          <w:sz w:val="16"/>
+          <w:szCs w:val="16"/>
+        </w:rPr>
+        <w:t>播時可以從</w:t>
+      </w:r>
+      <w:r>
+        <w:rPr>
+          <w:b/>
+          <w:bCs/>
+          <w:sz w:val="16"/>
+          <w:szCs w:val="16"/>
+        </w:rPr>
+        <w:t xml:space="preserve"> settings </w:t>
+      </w:r>
+      <w:r>
+        <w:rPr>
+          <w:b/>
+          <w:bCs/>
+          <w:sz w:val="16"/>
+          <w:szCs w:val="16"/>
+        </w:rPr>
+        <w:t>裡直接讀出來。</w:t>
+      </w:r>
+    </w:p>
+    <w:p>
+      <w:pPr>
+        <w:spacing w:line="240" w:lineRule="auto"/>
+        <w:rPr>
+          <w:sz w:val="16"/>
+          <w:szCs w:val="16"/>
+        </w:rPr>
+      </w:pPr>
+      <w:r>
+        <w:rPr>
+          <w:rFonts w:hint="eastAsia"/>
+          <w:sz w:val="16"/>
+          <w:szCs w:val="16"/>
+        </w:rPr>
+        <w:t>OR</w:t>
+      </w:r>
+    </w:p>
+    <w:p>
+      <w:pPr>
+        <w:spacing w:line="240" w:lineRule="auto"/>
+        <w:rPr>
+          <w:b/>
+          <w:bCs/>
+          <w:sz w:val="16"/>
+          <w:szCs w:val="16"/>
+        </w:rPr>
+      </w:pPr>
+      <w:r>
+        <w:rPr>
+          <w:b/>
+          <w:bCs/>
+          <w:sz w:val="16"/>
+          <w:szCs w:val="16"/>
+        </w:rPr>
+        <w:t>或者放在</w:t>
+      </w:r>
+      <w:r>
+        <w:rPr>
+          <w:b/>
+          <w:bCs/>
+          <w:sz w:val="16"/>
+          <w:szCs w:val="16"/>
+        </w:rPr>
+        <w:t xml:space="preserve"> .env </w:t>
+      </w:r>
+      <w:r>
+        <w:rPr>
+          <w:b/>
+          <w:bCs/>
+          <w:sz w:val="16"/>
+          <w:szCs w:val="16"/>
+        </w:rPr>
+        <w:t>環境變數檔（比較安全）</w:t>
+      </w:r>
+    </w:p>
+    <w:p>
+      <w:pPr>
+        <w:spacing w:line="240" w:lineRule="auto"/>
+        <w:rPr>
+          <w:sz w:val="16"/>
+          <w:szCs w:val="16"/>
+        </w:rPr>
+      </w:pPr>
+      <w:r>
+        <w:rPr>
+          <w:sz w:val="16"/>
+          <w:szCs w:val="16"/>
+        </w:rPr>
+        <w:t>如果你的專案有用</w:t>
+      </w:r>
+      <w:r>
+        <w:rPr>
+          <w:sz w:val="16"/>
+          <w:szCs w:val="16"/>
+        </w:rPr>
+        <w:t xml:space="preserve"> </w:t>
+      </w:r>
+      <w:proofErr w:type="spellStart"/>
+      <w:r>
+        <w:rPr>
+          <w:sz w:val="16"/>
+          <w:szCs w:val="16"/>
+        </w:rPr>
+        <w:t>django</w:t>
+      </w:r>
+      <w:proofErr w:type="spellEnd"/>
+      <w:r>
+        <w:rPr>
+          <w:sz w:val="16"/>
+          <w:szCs w:val="16"/>
+        </w:rPr>
+        <w:t>-environ</w:t>
+      </w:r>
+      <w:r>
+        <w:rPr>
+          <w:sz w:val="16"/>
+          <w:szCs w:val="16"/>
+        </w:rPr>
+        <w:t>，可以放在</w:t>
+      </w:r>
+      <w:r>
+        <w:rPr>
+          <w:sz w:val="16"/>
+          <w:szCs w:val="16"/>
+        </w:rPr>
+        <w:t xml:space="preserve"> .env</w:t>
+      </w:r>
+      <w:r>
+        <w:rPr>
+          <w:sz w:val="16"/>
+          <w:szCs w:val="16"/>
+        </w:rPr>
+        <w:t>：</w:t>
+      </w:r>
+    </w:p>
+    <w:p>
+      <w:pPr>
+        <w:spacing w:line="240" w:lineRule="auto"/>
+        <w:rPr>
+          <w:rFonts w:hint="eastAsia"/>
+          <w:color w:val="FFFFFF" w:themeColor="background1"/>
+          <w:sz w:val="16"/>
+          <w:szCs w:val="16"/>
+          <w:highlight w:val="darkBlue"/>
+        </w:rPr>
+      </w:pPr>
+      <w:r>
+        <w:rPr>
+          <w:rFonts w:hint="eastAsia"/>
+          <w:color w:val="FFFFFF" w:themeColor="background1"/>
+          <w:sz w:val="16"/>
+          <w:szCs w:val="16"/>
+          <w:highlight w:val="darkBlue"/>
+        </w:rPr>
+        <w:t>VAPID_PUBLIC_KEY=</w:t>
+      </w:r>
+      <w:r>
+        <w:rPr>
+          <w:rFonts w:hint="eastAsia"/>
+          <w:color w:val="FFFFFF" w:themeColor="background1"/>
+          <w:sz w:val="16"/>
+          <w:szCs w:val="16"/>
+          <w:highlight w:val="darkBlue"/>
+        </w:rPr>
+        <w:t>你的</w:t>
+      </w:r>
+      <w:proofErr w:type="spellStart"/>
+      <w:r>
+        <w:rPr>
+          <w:rFonts w:hint="eastAsia"/>
+          <w:color w:val="FFFFFF" w:themeColor="background1"/>
+          <w:sz w:val="16"/>
+          <w:szCs w:val="16"/>
+          <w:highlight w:val="darkBlue"/>
+        </w:rPr>
+        <w:t>PublicKey</w:t>
+      </w:r>
+      <w:proofErr w:type="spellEnd"/>
+    </w:p>
+    <w:p>
+      <w:pPr>
+        <w:spacing w:line="240" w:lineRule="auto"/>
+        <w:rPr>
+          <w:color w:val="FFFFFF" w:themeColor="background1"/>
+          <w:sz w:val="16"/>
+          <w:szCs w:val="16"/>
+        </w:rPr>
+      </w:pPr>
+      <w:r>
+        <w:rPr>
+          <w:rFonts w:hint="eastAsia"/>
+          <w:color w:val="FFFFFF" w:themeColor="background1"/>
+          <w:sz w:val="16"/>
+          <w:szCs w:val="16"/>
+          <w:highlight w:val="darkBlue"/>
+        </w:rPr>
+        <w:t>VAPID_PRIVATE_KEY=</w:t>
+      </w:r>
+      <w:r>
+        <w:rPr>
+          <w:rFonts w:hint="eastAsia"/>
+          <w:color w:val="FFFFFF" w:themeColor="background1"/>
+          <w:sz w:val="16"/>
+          <w:szCs w:val="16"/>
+          <w:highlight w:val="darkBlue"/>
+        </w:rPr>
+        <w:t>你的</w:t>
+      </w:r>
+      <w:proofErr w:type="spellStart"/>
+      <w:r>
+        <w:rPr>
+          <w:rFonts w:hint="eastAsia"/>
+          <w:color w:val="FFFFFF" w:themeColor="background1"/>
+          <w:sz w:val="16"/>
+          <w:szCs w:val="16"/>
+          <w:highlight w:val="darkBlue"/>
+        </w:rPr>
+        <w:t>PrivateKey</w:t>
+      </w:r>
+      <w:proofErr w:type="spellEnd"/>
+    </w:p>
+    <w:p>
+      <w:pPr>
+        <w:spacing w:line="240" w:lineRule="auto"/>
+        <w:rPr>
+          <w:color w:val="000000" w:themeColor="text1"/>
+          <w:sz w:val="16"/>
+          <w:szCs w:val="16"/>
+        </w:rPr>
+      </w:pPr>
+      <w:r>
+        <w:rPr>
+          <w:color w:val="000000" w:themeColor="text1"/>
+          <w:sz w:val="16"/>
+          <w:szCs w:val="16"/>
+        </w:rPr>
+        <w:t>然後在</w:t>
+      </w:r>
+      <w:r>
+        <w:rPr>
+          <w:color w:val="000000" w:themeColor="text1"/>
+          <w:sz w:val="16"/>
+          <w:szCs w:val="16"/>
+        </w:rPr>
+        <w:t xml:space="preserve"> settings.py </w:t>
+      </w:r>
+      <w:r>
+        <w:rPr>
+          <w:color w:val="000000" w:themeColor="text1"/>
+          <w:sz w:val="16"/>
+          <w:szCs w:val="16"/>
+        </w:rPr>
+        <w:t>裡讀取：</w:t>
+      </w:r>
+    </w:p>
+    <w:p>
+      <w:pPr>
+        <w:spacing w:line="240" w:lineRule="auto"/>
+        <w:rPr>
+          <w:color w:val="FFFFFF" w:themeColor="background1"/>
+          <w:sz w:val="16"/>
+          <w:szCs w:val="16"/>
+          <w:highlight w:val="darkBlue"/>
+        </w:rPr>
+      </w:pPr>
+      <w:r>
+        <w:rPr>
+          <w:color w:val="FFFFFF" w:themeColor="background1"/>
+          <w:sz w:val="16"/>
+          <w:szCs w:val="16"/>
+          <w:highlight w:val="darkBlue"/>
+        </w:rPr>
+        <w:t xml:space="preserve">import </w:t>
+      </w:r>
+      <w:proofErr w:type="gramStart"/>
+      <w:r>
+        <w:rPr>
+          <w:color w:val="FFFFFF" w:themeColor="background1"/>
+          <w:sz w:val="16"/>
+          <w:szCs w:val="16"/>
+          <w:highlight w:val="darkBlue"/>
+        </w:rPr>
+        <w:t>environ</w:t>
+      </w:r>
+      <w:proofErr w:type="gramEnd"/>
+    </w:p>
+    <w:p>
+      <w:pPr>
+        <w:spacing w:line="240" w:lineRule="auto"/>
+        <w:rPr>
+          <w:color w:val="FFFFFF" w:themeColor="background1"/>
+          <w:sz w:val="16"/>
+          <w:szCs w:val="16"/>
+          <w:highlight w:val="darkBlue"/>
+        </w:rPr>
+      </w:pPr>
+      <w:r>
+        <w:rPr>
+          <w:color w:val="FFFFFF" w:themeColor="background1"/>
+          <w:sz w:val="16"/>
+          <w:szCs w:val="16"/>
+          <w:highlight w:val="darkBlue"/>
+        </w:rPr>
+        <w:t xml:space="preserve">env = </w:t>
+      </w:r>
+      <w:proofErr w:type="spellStart"/>
+      <w:proofErr w:type="gramStart"/>
+      <w:r>
+        <w:rPr>
+          <w:color w:val="FFFFFF" w:themeColor="background1"/>
+          <w:sz w:val="16"/>
+          <w:szCs w:val="16"/>
+          <w:highlight w:val="darkBlue"/>
+        </w:rPr>
+        <w:t>environ.Env</w:t>
+      </w:r>
+      <w:proofErr w:type="spellEnd"/>
+      <w:proofErr w:type="gramEnd"/>
+      <w:r>
+        <w:rPr>
+          <w:color w:val="FFFFFF" w:themeColor="background1"/>
+          <w:sz w:val="16"/>
+          <w:szCs w:val="16"/>
+          <w:highlight w:val="darkBlue"/>
+        </w:rPr>
+        <w:t>()</w:t>
+      </w:r>
+    </w:p>
+    <w:p>
+      <w:pPr>
+        <w:spacing w:line="240" w:lineRule="auto"/>
+        <w:rPr>
+          <w:color w:val="FFFFFF" w:themeColor="background1"/>
+          <w:sz w:val="16"/>
+          <w:szCs w:val="16"/>
+          <w:highlight w:val="darkBlue"/>
+        </w:rPr>
+      </w:pPr>
+      <w:r>
+        <w:rPr>
+          <w:color w:val="FFFFFF" w:themeColor="background1"/>
+          <w:sz w:val="16"/>
+          <w:szCs w:val="16"/>
+          <w:highlight w:val="darkBlue"/>
+        </w:rPr>
+        <w:t>VAPID_PUBLIC_KEY = env('VAPID_PUBLIC_KEY')</w:t>
+      </w:r>
+    </w:p>
+    <w:p>
+      <w:pPr>
+        <w:spacing w:line="240" w:lineRule="auto"/>
+        <w:rPr>
+          <w:rFonts w:hint="eastAsia"/>
+          <w:color w:val="FFFFFF" w:themeColor="background1"/>
+          <w:sz w:val="16"/>
+          <w:szCs w:val="16"/>
+        </w:rPr>
+      </w:pPr>
+      <w:r>
+        <w:rPr>
+          <w:color w:val="FFFFFF" w:themeColor="background1"/>
+          <w:sz w:val="16"/>
+          <w:szCs w:val="16"/>
+          <w:highlight w:val="darkBlue"/>
+        </w:rPr>
+        <w:t>VAPID_PRIVATE_KEY = env('VAPID_PRIVATE_KEY')</w:t>
+      </w:r>
+    </w:p>
+    <w:p>
+      <w:pPr>
+        <w:spacing w:line="240" w:lineRule="auto"/>
+        <w:rPr>
+          <w:sz w:val="16"/>
+          <w:szCs w:val="16"/>
+        </w:rPr>
+      </w:pPr>
+      <w:r>
+        <w:rPr>
+          <w:rFonts w:ascii="Segoe UI Emoji" w:hAnsi="Segoe UI Emoji" w:cs="Segoe UI Emoji"/>
+          <w:sz w:val="16"/>
+          <w:szCs w:val="16"/>
+        </w:rPr>
+        <w:t>✅</w:t>
+      </w:r>
+      <w:r>
+        <w:rPr>
+          <w:sz w:val="16"/>
+          <w:szCs w:val="16"/>
+        </w:rPr>
+        <w:t xml:space="preserve"> </w:t>
+      </w:r>
+      <w:r>
+        <w:rPr>
+          <w:sz w:val="16"/>
+          <w:szCs w:val="16"/>
+        </w:rPr>
+        <w:t>這種方法在正式上線（部署）比較推薦，因為金鑰比較安全，不直接寫死在程式碼裡。</w:t>
+      </w:r>
+    </w:p>
+    <w:p>
+      <w:pPr>
+        <w:spacing w:line="240" w:lineRule="auto"/>
+        <w:rPr>
+          <w:sz w:val="16"/>
+          <w:szCs w:val="16"/>
+        </w:rPr>
+      </w:pPr>
+    </w:p>
+    <w:p>
+      <w:pPr>
+        <w:spacing w:line="240" w:lineRule="auto"/>
+        <w:rPr>
+          <w:sz w:val="16"/>
+          <w:szCs w:val="16"/>
+        </w:rPr>
+      </w:pPr>
+    </w:p>
+    <w:p>
+      <w:pPr>
+        <w:spacing w:line="240" w:lineRule="auto"/>
+        <w:rPr>
+          <w:b/>
+          <w:bCs/>
+          <w:sz w:val="16"/>
+          <w:szCs w:val="16"/>
+        </w:rPr>
+      </w:pPr>
+      <w:r>
+        <w:rPr>
+          <w:b/>
+          <w:bCs/>
+          <w:sz w:val="16"/>
+          <w:szCs w:val="16"/>
+        </w:rPr>
+        <w:t>步驟</w:t>
+      </w:r>
+      <w:r>
+        <w:rPr>
+          <w:b/>
+          <w:bCs/>
+          <w:sz w:val="16"/>
+          <w:szCs w:val="16"/>
+        </w:rPr>
+        <w:t xml:space="preserve"> 4. </w:t>
+      </w:r>
+      <w:r>
+        <w:rPr>
+          <w:b/>
+          <w:bCs/>
+          <w:sz w:val="16"/>
+          <w:szCs w:val="16"/>
+        </w:rPr>
+        <w:t>使用金</w:t>
+      </w:r>
+      <w:proofErr w:type="gramStart"/>
+      <w:r>
+        <w:rPr>
+          <w:b/>
+          <w:bCs/>
+          <w:sz w:val="16"/>
+          <w:szCs w:val="16"/>
+        </w:rPr>
+        <w:t>鑰</w:t>
+      </w:r>
+      <w:proofErr w:type="gramEnd"/>
+      <w:r>
+        <w:rPr>
+          <w:b/>
+          <w:bCs/>
+          <w:sz w:val="16"/>
+          <w:szCs w:val="16"/>
+        </w:rPr>
+        <w:t>發送推播</w:t>
+      </w:r>
+    </w:p>
+    <w:p>
+      <w:pPr>
+        <w:spacing w:line="240" w:lineRule="auto"/>
+        <w:rPr>
+          <w:sz w:val="16"/>
+          <w:szCs w:val="16"/>
+        </w:rPr>
+      </w:pPr>
+      <w:r>
+        <w:rPr>
+          <w:sz w:val="16"/>
+          <w:szCs w:val="16"/>
+        </w:rPr>
+        <w:t>當你用</w:t>
+      </w:r>
+      <w:r>
+        <w:rPr>
+          <w:sz w:val="16"/>
+          <w:szCs w:val="16"/>
+        </w:rPr>
+        <w:t xml:space="preserve"> </w:t>
+      </w:r>
+      <w:proofErr w:type="spellStart"/>
+      <w:r>
+        <w:rPr>
+          <w:sz w:val="16"/>
+          <w:szCs w:val="16"/>
+        </w:rPr>
+        <w:t>pywebpush</w:t>
+      </w:r>
+      <w:proofErr w:type="spellEnd"/>
+      <w:r>
+        <w:rPr>
+          <w:sz w:val="16"/>
+          <w:szCs w:val="16"/>
+        </w:rPr>
+        <w:t xml:space="preserve"> </w:t>
+      </w:r>
+      <w:proofErr w:type="gramStart"/>
+      <w:r>
+        <w:rPr>
+          <w:sz w:val="16"/>
+          <w:szCs w:val="16"/>
+        </w:rPr>
+        <w:t>發推播</w:t>
+      </w:r>
+      <w:proofErr w:type="gramEnd"/>
+      <w:r>
+        <w:rPr>
+          <w:sz w:val="16"/>
+          <w:szCs w:val="16"/>
+        </w:rPr>
+        <w:t>的時候，要帶上這兩</w:t>
+      </w:r>
+      <w:proofErr w:type="gramStart"/>
+      <w:r>
+        <w:rPr>
+          <w:sz w:val="16"/>
+          <w:szCs w:val="16"/>
+        </w:rPr>
+        <w:t>個</w:t>
+      </w:r>
+      <w:proofErr w:type="gramEnd"/>
+      <w:r>
+        <w:rPr>
+          <w:sz w:val="16"/>
+          <w:szCs w:val="16"/>
+        </w:rPr>
+        <w:t>金</w:t>
+      </w:r>
+      <w:proofErr w:type="gramStart"/>
+      <w:r>
+        <w:rPr>
+          <w:sz w:val="16"/>
+          <w:szCs w:val="16"/>
+        </w:rPr>
+        <w:t>鑰</w:t>
+      </w:r>
+      <w:proofErr w:type="gramEnd"/>
+      <w:r>
+        <w:rPr>
+          <w:sz w:val="16"/>
+          <w:szCs w:val="16"/>
+        </w:rPr>
+        <w:t>：</w:t>
+      </w:r>
+    </w:p>
+    <w:p>
+      <w:pPr>
+        <w:spacing w:line="240" w:lineRule="auto"/>
+        <w:rPr>
+          <w:color w:val="FFFFFF" w:themeColor="background1"/>
+          <w:sz w:val="16"/>
+          <w:szCs w:val="16"/>
+          <w:highlight w:val="darkBlue"/>
+        </w:rPr>
+      </w:pPr>
+      <w:r>
+        <w:rPr>
+          <w:color w:val="FFFFFF" w:themeColor="background1"/>
+          <w:sz w:val="16"/>
+          <w:szCs w:val="16"/>
+          <w:highlight w:val="darkBlue"/>
+        </w:rPr>
+        <w:t xml:space="preserve">from </w:t>
+      </w:r>
+      <w:proofErr w:type="spellStart"/>
+      <w:r>
+        <w:rPr>
+          <w:color w:val="FFFFFF" w:themeColor="background1"/>
+          <w:sz w:val="16"/>
+          <w:szCs w:val="16"/>
+          <w:highlight w:val="darkBlue"/>
+        </w:rPr>
+        <w:t>pywebpush</w:t>
+      </w:r>
+      <w:proofErr w:type="spellEnd"/>
+      <w:r>
+        <w:rPr>
+          <w:color w:val="FFFFFF" w:themeColor="background1"/>
+          <w:sz w:val="16"/>
+          <w:szCs w:val="16"/>
+          <w:highlight w:val="darkBlue"/>
+        </w:rPr>
+        <w:t xml:space="preserve"> import </w:t>
+      </w:r>
+      <w:proofErr w:type="spellStart"/>
+      <w:r>
+        <w:rPr>
+          <w:color w:val="FFFFFF" w:themeColor="background1"/>
+          <w:sz w:val="16"/>
+          <w:szCs w:val="16"/>
+          <w:highlight w:val="darkBlue"/>
+        </w:rPr>
+        <w:t>webpush</w:t>
+      </w:r>
+      <w:proofErr w:type="spellEnd"/>
+    </w:p>
+    <w:p>
+      <w:pPr>
+        <w:spacing w:line="240" w:lineRule="auto"/>
+        <w:rPr>
+          <w:color w:val="FFFFFF" w:themeColor="background1"/>
+          <w:sz w:val="16"/>
+          <w:szCs w:val="16"/>
+          <w:highlight w:val="darkBlue"/>
+        </w:rPr>
+      </w:pPr>
+      <w:r>
+        <w:rPr>
+          <w:color w:val="FFFFFF" w:themeColor="background1"/>
+          <w:sz w:val="16"/>
+          <w:szCs w:val="16"/>
+          <w:highlight w:val="darkBlue"/>
+        </w:rPr>
+        <w:t xml:space="preserve">from </w:t>
+      </w:r>
+      <w:proofErr w:type="spellStart"/>
+      <w:r>
+        <w:rPr>
+          <w:color w:val="FFFFFF" w:themeColor="background1"/>
+          <w:sz w:val="16"/>
+          <w:szCs w:val="16"/>
+          <w:highlight w:val="darkBlue"/>
+        </w:rPr>
+        <w:t>django.conf</w:t>
+      </w:r>
+      <w:proofErr w:type="spellEnd"/>
+      <w:r>
+        <w:rPr>
+          <w:color w:val="FFFFFF" w:themeColor="background1"/>
+          <w:sz w:val="16"/>
+          <w:szCs w:val="16"/>
+          <w:highlight w:val="darkBlue"/>
+        </w:rPr>
+        <w:t xml:space="preserve"> import settings</w:t>
+      </w:r>
+    </w:p>
+    <w:p>
+      <w:pPr>
+        <w:spacing w:line="240" w:lineRule="auto"/>
+        <w:rPr>
+          <w:color w:val="FFFFFF" w:themeColor="background1"/>
+          <w:sz w:val="16"/>
+          <w:szCs w:val="16"/>
+          <w:highlight w:val="darkBlue"/>
+        </w:rPr>
+      </w:pPr>
+      <w:proofErr w:type="spellStart"/>
+      <w:proofErr w:type="gramStart"/>
+      <w:r>
+        <w:rPr>
+          <w:color w:val="FFFFFF" w:themeColor="background1"/>
+          <w:sz w:val="16"/>
+          <w:szCs w:val="16"/>
+          <w:highlight w:val="darkBlue"/>
+        </w:rPr>
+        <w:t>webpush</w:t>
+      </w:r>
+      <w:proofErr w:type="spellEnd"/>
+      <w:r>
+        <w:rPr>
+          <w:color w:val="FFFFFF" w:themeColor="background1"/>
+          <w:sz w:val="16"/>
+          <w:szCs w:val="16"/>
+          <w:highlight w:val="darkBlue"/>
+        </w:rPr>
+        <w:t>(</w:t>
+      </w:r>
+      <w:proofErr w:type="gramEnd"/>
+    </w:p>
+    <w:p>
+      <w:pPr>
+        <w:spacing w:line="240" w:lineRule="auto"/>
+        <w:rPr>
+          <w:color w:val="FFFFFF" w:themeColor="background1"/>
+          <w:sz w:val="16"/>
+          <w:szCs w:val="16"/>
+          <w:highlight w:val="darkBlue"/>
+        </w:rPr>
+      </w:pPr>
+      <w:r>
+        <w:rPr>
+          <w:color w:val="FFFFFF" w:themeColor="background1"/>
+          <w:sz w:val="16"/>
+          <w:szCs w:val="16"/>
+          <w:highlight w:val="darkBlue"/>
+        </w:rPr>
+        <w:t xml:space="preserve">    </w:t>
+      </w:r>
+      <w:proofErr w:type="spellStart"/>
+      <w:r>
+        <w:rPr>
+          <w:color w:val="FFFFFF" w:themeColor="background1"/>
+          <w:sz w:val="16"/>
+          <w:szCs w:val="16"/>
+          <w:highlight w:val="darkBlue"/>
+        </w:rPr>
+        <w:t>subscription_info</w:t>
+      </w:r>
+      <w:proofErr w:type="spellEnd"/>
+      <w:r>
+        <w:rPr>
+          <w:color w:val="FFFFFF" w:themeColor="background1"/>
+          <w:sz w:val="16"/>
+          <w:szCs w:val="16"/>
+          <w:highlight w:val="darkBlue"/>
+        </w:rPr>
+        <w:t>=</w:t>
+      </w:r>
+      <w:proofErr w:type="spellStart"/>
+      <w:r>
+        <w:rPr>
+          <w:color w:val="FFFFFF" w:themeColor="background1"/>
+          <w:sz w:val="16"/>
+          <w:szCs w:val="16"/>
+          <w:highlight w:val="darkBlue"/>
+        </w:rPr>
+        <w:t>subscription_info</w:t>
+      </w:r>
+      <w:proofErr w:type="spellEnd"/>
+      <w:r>
+        <w:rPr>
+          <w:color w:val="FFFFFF" w:themeColor="background1"/>
+          <w:sz w:val="16"/>
+          <w:szCs w:val="16"/>
+          <w:highlight w:val="darkBlue"/>
+        </w:rPr>
+        <w:t>,</w:t>
+      </w:r>
+    </w:p>
+    <w:p>
+      <w:pPr>
+        <w:spacing w:line="240" w:lineRule="auto"/>
+        <w:rPr>
+          <w:rFonts w:hint="eastAsia"/>
+          <w:color w:val="FFFFFF" w:themeColor="background1"/>
+          <w:sz w:val="16"/>
+          <w:szCs w:val="16"/>
+          <w:highlight w:val="darkBlue"/>
+        </w:rPr>
+      </w:pPr>
+      <w:r>
+        <w:rPr>
+          <w:rFonts w:hint="eastAsia"/>
+          <w:color w:val="FFFFFF" w:themeColor="background1"/>
+          <w:sz w:val="16"/>
+          <w:szCs w:val="16"/>
+          <w:highlight w:val="darkBlue"/>
+        </w:rPr>
+        <w:t xml:space="preserve">    data=</w:t>
+      </w:r>
+      <w:proofErr w:type="spellStart"/>
+      <w:r>
+        <w:rPr>
+          <w:rFonts w:hint="eastAsia"/>
+          <w:color w:val="FFFFFF" w:themeColor="background1"/>
+          <w:sz w:val="16"/>
+          <w:szCs w:val="16"/>
+          <w:highlight w:val="darkBlue"/>
+        </w:rPr>
+        <w:t>json.dumps</w:t>
+      </w:r>
+      <w:proofErr w:type="spellEnd"/>
+      <w:r>
+        <w:rPr>
+          <w:rFonts w:hint="eastAsia"/>
+          <w:color w:val="FFFFFF" w:themeColor="background1"/>
+          <w:sz w:val="16"/>
+          <w:szCs w:val="16"/>
+          <w:highlight w:val="darkBlue"/>
+        </w:rPr>
+        <w:t>({"title": "</w:t>
+      </w:r>
+      <w:r>
+        <w:rPr>
+          <w:rFonts w:hint="eastAsia"/>
+          <w:color w:val="FFFFFF" w:themeColor="background1"/>
+          <w:sz w:val="16"/>
+          <w:szCs w:val="16"/>
+          <w:highlight w:val="darkBlue"/>
+        </w:rPr>
+        <w:t>測試</w:t>
+      </w:r>
+      <w:r>
+        <w:rPr>
+          <w:rFonts w:hint="eastAsia"/>
+          <w:color w:val="FFFFFF" w:themeColor="background1"/>
+          <w:sz w:val="16"/>
+          <w:szCs w:val="16"/>
+          <w:highlight w:val="darkBlue"/>
+        </w:rPr>
+        <w:t>", "body": "</w:t>
+      </w:r>
+      <w:r>
+        <w:rPr>
+          <w:rFonts w:hint="eastAsia"/>
+          <w:color w:val="FFFFFF" w:themeColor="background1"/>
+          <w:sz w:val="16"/>
+          <w:szCs w:val="16"/>
+          <w:highlight w:val="darkBlue"/>
+        </w:rPr>
+        <w:t>這是推播內容</w:t>
+      </w:r>
+      <w:r>
+        <w:rPr>
+          <w:rFonts w:hint="eastAsia"/>
+          <w:color w:val="FFFFFF" w:themeColor="background1"/>
+          <w:sz w:val="16"/>
+          <w:szCs w:val="16"/>
+          <w:highlight w:val="darkBlue"/>
+        </w:rPr>
+        <w:t>"}),</w:t>
+      </w:r>
+    </w:p>
+    <w:p>
+      <w:pPr>
+        <w:spacing w:line="240" w:lineRule="auto"/>
+        <w:rPr>
+          <w:color w:val="FFFFFF" w:themeColor="background1"/>
+          <w:sz w:val="16"/>
+          <w:szCs w:val="16"/>
+          <w:highlight w:val="darkBlue"/>
+        </w:rPr>
+      </w:pPr>
+      <w:r>
+        <w:rPr>
+          <w:color w:val="FFFFFF" w:themeColor="background1"/>
+          <w:sz w:val="16"/>
+          <w:szCs w:val="16"/>
+          <w:highlight w:val="darkBlue"/>
+        </w:rPr>
+        <w:t xml:space="preserve">    </w:t>
+      </w:r>
+      <w:proofErr w:type="spellStart"/>
+      <w:r>
+        <w:rPr>
+          <w:color w:val="FFFFFF" w:themeColor="background1"/>
+          <w:sz w:val="16"/>
+          <w:szCs w:val="16"/>
+          <w:highlight w:val="darkBlue"/>
+        </w:rPr>
+        <w:t>vapid_private_key</w:t>
+      </w:r>
+      <w:proofErr w:type="spellEnd"/>
+      <w:r>
+        <w:rPr>
+          <w:color w:val="FFFFFF" w:themeColor="background1"/>
+          <w:sz w:val="16"/>
+          <w:szCs w:val="16"/>
+          <w:highlight w:val="darkBlue"/>
+        </w:rPr>
+        <w:t>=</w:t>
+      </w:r>
+      <w:proofErr w:type="spellStart"/>
+      <w:proofErr w:type="gramStart"/>
+      <w:r>
+        <w:rPr>
+          <w:color w:val="FFFFFF" w:themeColor="background1"/>
+          <w:sz w:val="16"/>
+          <w:szCs w:val="16"/>
+          <w:highlight w:val="darkBlue"/>
+        </w:rPr>
+        <w:t>settings.VAPID</w:t>
+      </w:r>
+      <w:proofErr w:type="gramEnd"/>
+      <w:r>
+        <w:rPr>
+          <w:color w:val="FFFFFF" w:themeColor="background1"/>
+          <w:sz w:val="16"/>
+          <w:szCs w:val="16"/>
+          <w:highlight w:val="darkBlue"/>
+        </w:rPr>
+        <w:t>_PRIVATE_KEY</w:t>
+      </w:r>
+      <w:proofErr w:type="spellEnd"/>
+      <w:r>
+        <w:rPr>
+          <w:color w:val="FFFFFF" w:themeColor="background1"/>
+          <w:sz w:val="16"/>
+          <w:szCs w:val="16"/>
+          <w:highlight w:val="darkBlue"/>
+        </w:rPr>
+        <w:t>,</w:t>
+      </w:r>
+    </w:p>
+    <w:p>
+      <w:pPr>
+        <w:spacing w:line="240" w:lineRule="auto"/>
+        <w:rPr>
+          <w:rFonts w:hint="eastAsia"/>
+          <w:color w:val="FFFFFF" w:themeColor="background1"/>
+          <w:sz w:val="16"/>
+          <w:szCs w:val="16"/>
+        </w:rPr>
+      </w:pPr>
+      <w:r>
+        <w:rPr>
+          <w:rFonts w:hint="eastAsia"/>
+          <w:color w:val="FFFFFF" w:themeColor="background1"/>
+          <w:sz w:val="16"/>
+          <w:szCs w:val="16"/>
+          <w:highlight w:val="darkBlue"/>
+        </w:rPr>
+        <w:t xml:space="preserve">    </w:t>
+      </w:r>
+      <w:proofErr w:type="spellStart"/>
+      <w:r>
+        <w:rPr>
+          <w:rFonts w:hint="eastAsia"/>
+          <w:color w:val="FFFFFF" w:themeColor="background1"/>
+          <w:sz w:val="16"/>
+          <w:szCs w:val="16"/>
+          <w:highlight w:val="darkBlue"/>
+        </w:rPr>
+        <w:t>vapid_claims</w:t>
+      </w:r>
+      <w:proofErr w:type="spellEnd"/>
+      <w:r>
+        <w:rPr>
+          <w:rFonts w:hint="eastAsia"/>
+          <w:color w:val="FFFFFF" w:themeColor="background1"/>
+          <w:sz w:val="16"/>
+          <w:szCs w:val="16"/>
+          <w:highlight w:val="darkBlue"/>
+        </w:rPr>
+        <w:t>={"sub": "mailto:</w:t>
+      </w:r>
+      <w:r>
+        <w:rPr>
+          <w:rFonts w:hint="eastAsia"/>
+          <w:color w:val="FFFFFF" w:themeColor="background1"/>
+          <w:sz w:val="16"/>
+          <w:szCs w:val="16"/>
+          <w:highlight w:val="darkBlue"/>
+        </w:rPr>
+        <w:t>你的信箱</w:t>
+      </w:r>
+      <w:r>
+        <w:rPr>
+          <w:rFonts w:hint="eastAsia"/>
+          <w:color w:val="FFFFFF" w:themeColor="background1"/>
+          <w:sz w:val="16"/>
+          <w:szCs w:val="16"/>
+          <w:highlight w:val="darkBlue"/>
+        </w:rPr>
+        <w:t>@example.</w:t>
+      </w:r>
+      <w:proofErr w:type="gramStart"/>
+      <w:r>
+        <w:rPr>
+          <w:rFonts w:hint="eastAsia"/>
+          <w:color w:val="FFFFFF" w:themeColor="background1"/>
+          <w:sz w:val="16"/>
+          <w:szCs w:val="16"/>
+          <w:highlight w:val="darkBlue"/>
+        </w:rPr>
+        <w:t>com"}</w:t>
+      </w:r>
+      <w:proofErr w:type="gramEnd"/>
+      <w:r>
+        <w:rPr>
+          <w:color w:val="FFFFFF" w:themeColor="background1"/>
+          <w:sz w:val="16"/>
+          <w:szCs w:val="16"/>
+          <w:highlight w:val="darkBlue"/>
+        </w:rPr>
+        <w:t>)</w:t>
+      </w:r>
+      <w:r>
+        <w:rPr>
+          <w:rFonts w:hint="eastAsia"/>
+          <w:color w:val="FFFFFF" w:themeColor="background1"/>
+          <w:sz w:val="16"/>
+          <w:szCs w:val="16"/>
+        </w:rPr>
+        <w:t xml:space="preserve">  </w:t>
+      </w:r>
+    </w:p>
+    <w:p>
+      <w:pPr>
+        <w:spacing w:line="240" w:lineRule="auto"/>
+        <w:rPr>
+          <w:sz w:val="16"/>
+          <w:szCs w:val="16"/>
+        </w:rPr>
+      </w:pPr>
+    </w:p>
+    <w:p>
+      <w:pPr>
+        <w:spacing w:line="240" w:lineRule="auto"/>
+        <w:rPr>
+          <w:sz w:val="16"/>
+          <w:szCs w:val="16"/>
+        </w:rPr>
+      </w:pPr>
+    </w:p>
+    <w:p>
+      <w:pPr>
+        <w:spacing w:line="240" w:lineRule="auto"/>
+        <w:rPr>
+          <w:sz w:val="16"/>
+          <w:szCs w:val="16"/>
+        </w:rPr>
+      </w:pPr>
+      <w:r>
+        <w:rPr>
+          <w:rFonts w:hint="eastAsia"/>
+          <w:sz w:val="16"/>
+          <w:szCs w:val="16"/>
+        </w:rPr>
+        <w:lastRenderedPageBreak/>
+        <w:t>VAPID</w:t>
+      </w:r>
+      <w:r>
+        <w:rPr>
+          <w:rFonts w:hint="eastAsia"/>
+          <w:sz w:val="16"/>
+          <w:szCs w:val="16"/>
+        </w:rPr>
+        <w:t>金</w:t>
+      </w:r>
+      <w:proofErr w:type="gramStart"/>
+      <w:r>
+        <w:rPr>
+          <w:rFonts w:hint="eastAsia"/>
+          <w:sz w:val="16"/>
+          <w:szCs w:val="16"/>
+        </w:rPr>
+        <w:t>鑰</w:t>
+      </w:r>
+      <w:proofErr w:type="gramEnd"/>
+      <w:r>
+        <w:rPr>
+          <w:rFonts w:hint="eastAsia"/>
+          <w:sz w:val="16"/>
+          <w:szCs w:val="16"/>
+        </w:rPr>
+        <w:t>:</w:t>
+      </w:r>
+    </w:p>
+    <w:p>
+      <w:pPr>
+        <w:spacing w:line="240" w:lineRule="auto"/>
+        <w:rPr>
+          <w:sz w:val="16"/>
+          <w:szCs w:val="16"/>
+        </w:rPr>
+      </w:pPr>
+      <w:r>
+        <w:rPr>
+          <w:sz w:val="16"/>
+          <w:szCs w:val="16"/>
+        </w:rPr>
+        <w:tab/>
+      </w:r>
+    </w:p>
+    <w:tbl>
+      <w:tblPr>
+        <w:tblW w:w="0" w:type="auto"/>
+        <w:tblCellSpacing w:w="15" w:type="dxa"/>
+        <w:tblCellMar>
+          <w:top w:w="15" w:type="dxa"/>
+          <w:left w:w="15" w:type="dxa"/>
+          <w:bottom w:w="15" w:type="dxa"/>
+          <w:right w:w="15" w:type="dxa"/>
+        </w:tblCellMar>
+        <w:tblLook w:val="04A0" w:firstRow="1" w:lastRow="0" w:firstColumn="1" w:lastColumn="0" w:noHBand="0" w:noVBand="1"/>
+      </w:tblPr>
+      <w:tblGrid>
+        <w:gridCol w:w="1461"/>
+        <w:gridCol w:w="2101"/>
+      </w:tblGrid>
+      <w:tr>
+        <w:trPr>
+          <w:tblHeader/>
+          <w:tblCellSpacing w:w="15" w:type="dxa"/>
+        </w:trPr>
+        <w:tc>
+          <w:tcPr>
+            <w:tcW w:w="0" w:type="auto"/>
+            <w:vAlign w:val="center"/>
+            <w:hideMark/>
+          </w:tcPr>
+          <w:p>
+            <w:pPr>
+              <w:spacing w:line="240" w:lineRule="auto"/>
+              <w:rPr>
+                <w:b/>
+                <w:bCs/>
+                <w:sz w:val="16"/>
+                <w:szCs w:val="16"/>
+              </w:rPr>
+            </w:pPr>
+            <w:r>
+              <w:rPr>
+                <w:b/>
+                <w:bCs/>
+                <w:sz w:val="16"/>
+                <w:szCs w:val="16"/>
+              </w:rPr>
+              <w:t>要做的事情</w:t>
+            </w:r>
+          </w:p>
+        </w:tc>
+        <w:tc>
+          <w:tcPr>
+            <w:tcW w:w="0" w:type="auto"/>
+            <w:vAlign w:val="center"/>
+            <w:hideMark/>
+          </w:tcPr>
+          <w:p>
+            <w:pPr>
+              <w:spacing w:line="240" w:lineRule="auto"/>
+              <w:rPr>
+                <w:b/>
+                <w:bCs/>
+                <w:sz w:val="16"/>
+                <w:szCs w:val="16"/>
+              </w:rPr>
+            </w:pPr>
+            <w:r>
+              <w:rPr>
+                <w:b/>
+                <w:bCs/>
+                <w:sz w:val="16"/>
+                <w:szCs w:val="16"/>
+              </w:rPr>
+              <w:t>指令</w:t>
+            </w:r>
+            <w:r>
+              <w:rPr>
+                <w:b/>
+                <w:bCs/>
+                <w:sz w:val="16"/>
+                <w:szCs w:val="16"/>
+              </w:rPr>
+              <w:t>/</w:t>
+            </w:r>
+            <w:r>
+              <w:rPr>
+                <w:b/>
+                <w:bCs/>
+                <w:sz w:val="16"/>
+                <w:szCs w:val="16"/>
+              </w:rPr>
+              <w:t>說明</w:t>
+            </w:r>
+          </w:p>
+        </w:tc>
+      </w:tr>
+      <w:tr>
+        <w:trPr>
+          <w:tblCellSpacing w:w="15" w:type="dxa"/>
+        </w:trPr>
+        <w:tc>
+          <w:tcPr>
+            <w:tcW w:w="0" w:type="auto"/>
+            <w:vAlign w:val="center"/>
+            <w:hideMark/>
+          </w:tcPr>
+          <w:p>
+            <w:pPr>
+              <w:spacing w:line="240" w:lineRule="auto"/>
+              <w:rPr>
+                <w:sz w:val="16"/>
+                <w:szCs w:val="16"/>
+              </w:rPr>
+            </w:pPr>
+            <w:r>
+              <w:rPr>
+                <w:sz w:val="16"/>
+                <w:szCs w:val="16"/>
+              </w:rPr>
+              <w:t>安裝</w:t>
+            </w:r>
+            <w:r>
+              <w:rPr>
+                <w:sz w:val="16"/>
+                <w:szCs w:val="16"/>
+              </w:rPr>
+              <w:t xml:space="preserve"> </w:t>
+            </w:r>
+            <w:proofErr w:type="spellStart"/>
+            <w:r>
+              <w:rPr>
+                <w:sz w:val="16"/>
+                <w:szCs w:val="16"/>
+              </w:rPr>
+              <w:t>py</w:t>
+            </w:r>
+            <w:proofErr w:type="spellEnd"/>
+            <w:r>
+              <w:rPr>
+                <w:sz w:val="16"/>
+                <w:szCs w:val="16"/>
+              </w:rPr>
+              <w:t>-vapid</w:t>
+            </w:r>
+          </w:p>
+        </w:tc>
+        <w:tc>
+          <w:tcPr>
+            <w:tcW w:w="0" w:type="auto"/>
+            <w:vAlign w:val="center"/>
+            <w:hideMark/>
+          </w:tcPr>
+          <w:p>
+            <w:pPr>
+              <w:spacing w:line="240" w:lineRule="auto"/>
+              <w:rPr>
+                <w:sz w:val="16"/>
+                <w:szCs w:val="16"/>
+              </w:rPr>
+            </w:pPr>
+            <w:r>
+              <w:rPr>
+                <w:sz w:val="16"/>
+                <w:szCs w:val="16"/>
+              </w:rPr>
+              <w:t xml:space="preserve">pip install </w:t>
+            </w:r>
+            <w:proofErr w:type="spellStart"/>
+            <w:r>
+              <w:rPr>
+                <w:sz w:val="16"/>
+                <w:szCs w:val="16"/>
+              </w:rPr>
+              <w:t>py</w:t>
+            </w:r>
+            <w:proofErr w:type="spellEnd"/>
+            <w:r>
+              <w:rPr>
+                <w:sz w:val="16"/>
+                <w:szCs w:val="16"/>
+              </w:rPr>
+              <w:t>-vapid</w:t>
+            </w:r>
+          </w:p>
+        </w:tc>
+      </w:tr>
+      <w:tr>
+        <w:trPr>
+          <w:tblCellSpacing w:w="15" w:type="dxa"/>
+        </w:trPr>
+        <w:tc>
+          <w:tcPr>
+            <w:tcW w:w="0" w:type="auto"/>
+            <w:vAlign w:val="center"/>
+            <w:hideMark/>
+          </w:tcPr>
+          <w:p>
+            <w:pPr>
+              <w:spacing w:line="240" w:lineRule="auto"/>
+              <w:rPr>
+                <w:sz w:val="16"/>
+                <w:szCs w:val="16"/>
+              </w:rPr>
+            </w:pPr>
+            <w:r>
+              <w:rPr>
+                <w:sz w:val="16"/>
+                <w:szCs w:val="16"/>
+              </w:rPr>
+              <w:t>產生</w:t>
+            </w:r>
+            <w:r>
+              <w:rPr>
+                <w:sz w:val="16"/>
+                <w:szCs w:val="16"/>
+              </w:rPr>
+              <w:t xml:space="preserve"> VAPID </w:t>
+            </w:r>
+            <w:r>
+              <w:rPr>
+                <w:sz w:val="16"/>
+                <w:szCs w:val="16"/>
+              </w:rPr>
+              <w:t>金</w:t>
+            </w:r>
+            <w:proofErr w:type="gramStart"/>
+            <w:r>
+              <w:rPr>
+                <w:sz w:val="16"/>
+                <w:szCs w:val="16"/>
+              </w:rPr>
+              <w:t>鑰</w:t>
+            </w:r>
+            <w:proofErr w:type="gramEnd"/>
+            <w:r>
+              <w:rPr>
+                <w:sz w:val="16"/>
+                <w:szCs w:val="16"/>
+              </w:rPr>
+              <w:t>對</w:t>
+            </w:r>
+          </w:p>
+        </w:tc>
+        <w:tc>
+          <w:tcPr>
+            <w:tcW w:w="0" w:type="auto"/>
+            <w:vAlign w:val="center"/>
+            <w:hideMark/>
+          </w:tcPr>
+          <w:p>
+            <w:pPr>
+              <w:spacing w:line="240" w:lineRule="auto"/>
+              <w:rPr>
+                <w:sz w:val="16"/>
+                <w:szCs w:val="16"/>
+              </w:rPr>
+            </w:pPr>
+            <w:r>
+              <w:rPr>
+                <w:sz w:val="16"/>
+                <w:szCs w:val="16"/>
+              </w:rPr>
+              <w:t>用</w:t>
+            </w:r>
+            <w:r>
+              <w:rPr>
+                <w:sz w:val="16"/>
+                <w:szCs w:val="16"/>
+              </w:rPr>
+              <w:t xml:space="preserve"> Vapid01.create_</w:t>
+            </w:r>
+            <w:proofErr w:type="gramStart"/>
+            <w:r>
+              <w:rPr>
+                <w:sz w:val="16"/>
+                <w:szCs w:val="16"/>
+              </w:rPr>
+              <w:t>keys(</w:t>
+            </w:r>
+            <w:proofErr w:type="gramEnd"/>
+            <w:r>
+              <w:rPr>
+                <w:sz w:val="16"/>
+                <w:szCs w:val="16"/>
+              </w:rPr>
+              <w:t>)</w:t>
+            </w:r>
+          </w:p>
+        </w:tc>
+      </w:tr>
+      <w:tr>
+        <w:trPr>
+          <w:tblCellSpacing w:w="15" w:type="dxa"/>
+        </w:trPr>
+        <w:tc>
+          <w:tcPr>
+            <w:tcW w:w="0" w:type="auto"/>
+            <w:vAlign w:val="center"/>
+            <w:hideMark/>
+          </w:tcPr>
+          <w:p>
+            <w:pPr>
+              <w:spacing w:line="240" w:lineRule="auto"/>
+              <w:rPr>
+                <w:sz w:val="16"/>
+                <w:szCs w:val="16"/>
+              </w:rPr>
+            </w:pPr>
+            <w:r>
+              <w:rPr>
+                <w:sz w:val="16"/>
+                <w:szCs w:val="16"/>
+              </w:rPr>
+              <w:t>設定到</w:t>
+            </w:r>
+            <w:r>
+              <w:rPr>
+                <w:sz w:val="16"/>
+                <w:szCs w:val="16"/>
+              </w:rPr>
+              <w:t xml:space="preserve"> Django</w:t>
+            </w:r>
+          </w:p>
+        </w:tc>
+        <w:tc>
+          <w:tcPr>
+            <w:tcW w:w="0" w:type="auto"/>
+            <w:vAlign w:val="center"/>
+            <w:hideMark/>
+          </w:tcPr>
+          <w:p>
+            <w:pPr>
+              <w:spacing w:line="240" w:lineRule="auto"/>
+              <w:rPr>
+                <w:sz w:val="16"/>
+                <w:szCs w:val="16"/>
+              </w:rPr>
+            </w:pPr>
+            <w:r>
+              <w:rPr>
+                <w:sz w:val="16"/>
+                <w:szCs w:val="16"/>
+              </w:rPr>
+              <w:t>放到</w:t>
+            </w:r>
+            <w:r>
+              <w:rPr>
+                <w:sz w:val="16"/>
+                <w:szCs w:val="16"/>
+              </w:rPr>
+              <w:t xml:space="preserve"> settings.py </w:t>
+            </w:r>
+            <w:r>
+              <w:rPr>
+                <w:sz w:val="16"/>
+                <w:szCs w:val="16"/>
+              </w:rPr>
+              <w:t>或</w:t>
+            </w:r>
+            <w:r>
+              <w:rPr>
+                <w:sz w:val="16"/>
+                <w:szCs w:val="16"/>
+              </w:rPr>
+              <w:t xml:space="preserve"> .env</w:t>
+            </w:r>
+          </w:p>
+        </w:tc>
+      </w:tr>
+      <w:tr>
+        <w:trPr>
+          <w:tblCellSpacing w:w="15" w:type="dxa"/>
+        </w:trPr>
+        <w:tc>
+          <w:tcPr>
+            <w:tcW w:w="0" w:type="auto"/>
+            <w:vAlign w:val="center"/>
+            <w:hideMark/>
+          </w:tcPr>
+          <w:p>
+            <w:pPr>
+              <w:spacing w:line="240" w:lineRule="auto"/>
+              <w:rPr>
+                <w:sz w:val="16"/>
+                <w:szCs w:val="16"/>
+              </w:rPr>
+            </w:pPr>
+            <w:proofErr w:type="gramStart"/>
+            <w:r>
+              <w:rPr>
+                <w:sz w:val="16"/>
+                <w:szCs w:val="16"/>
+              </w:rPr>
+              <w:t>發推播</w:t>
+            </w:r>
+            <w:proofErr w:type="gramEnd"/>
+            <w:r>
+              <w:rPr>
+                <w:sz w:val="16"/>
+                <w:szCs w:val="16"/>
+              </w:rPr>
+              <w:t>時使用</w:t>
+            </w:r>
+          </w:p>
+        </w:tc>
+        <w:tc>
+          <w:tcPr>
+            <w:tcW w:w="0" w:type="auto"/>
+            <w:vAlign w:val="center"/>
+            <w:hideMark/>
+          </w:tcPr>
+          <w:p>
+            <w:pPr>
+              <w:spacing w:line="240" w:lineRule="auto"/>
+              <w:rPr>
+                <w:sz w:val="16"/>
+                <w:szCs w:val="16"/>
+              </w:rPr>
+            </w:pPr>
+            <w:proofErr w:type="spellStart"/>
+            <w:r>
+              <w:rPr>
+                <w:sz w:val="16"/>
+                <w:szCs w:val="16"/>
+              </w:rPr>
+              <w:t>pywebpush</w:t>
+            </w:r>
+            <w:proofErr w:type="spellEnd"/>
+            <w:r>
+              <w:rPr>
+                <w:sz w:val="16"/>
+                <w:szCs w:val="16"/>
+              </w:rPr>
+              <w:t xml:space="preserve"> </w:t>
+            </w:r>
+            <w:r>
+              <w:rPr>
+                <w:sz w:val="16"/>
+                <w:szCs w:val="16"/>
+              </w:rPr>
+              <w:t>帶上</w:t>
+            </w:r>
+            <w:r>
+              <w:rPr>
+                <w:sz w:val="16"/>
+                <w:szCs w:val="16"/>
+              </w:rPr>
+              <w:t xml:space="preserve"> Private Key</w:t>
+            </w:r>
+          </w:p>
+        </w:tc>
+      </w:tr>
+    </w:tbl>
+    <w:p>
+      <w:pPr>
+        <w:spacing w:line="240" w:lineRule="auto"/>
+        <w:rPr>
+          <w:rFonts w:hint="eastAsia"/>
+          <w:sz w:val="16"/>
+          <w:szCs w:val="16"/>
+        </w:rPr>
+      </w:pPr>
+    </w:p>
+    <w:p>
+      <w:pPr>
+        <w:spacing w:line="240" w:lineRule="auto"/>
+        <w:rPr>
+          <w:sz w:val="16"/>
+          <w:szCs w:val="16"/>
+        </w:rPr>
+      </w:pPr>
+    </w:p>
+    <w:p>
+      <w:pPr>
+        <w:spacing w:line="240" w:lineRule="auto"/>
+        <w:rPr>
+          <w:sz w:val="16"/>
+          <w:szCs w:val="16"/>
+        </w:rPr>
+      </w:pPr>
+    </w:p>
+    <w:p>
+      <w:pPr>
+        <w:spacing w:line="240" w:lineRule="auto"/>
+        <w:rPr>
+          <w:sz w:val="16"/>
+          <w:szCs w:val="16"/>
+        </w:rPr>
+      </w:pPr>
+    </w:p>
+    <w:p>
+      <w:pPr>
+        <w:spacing w:line="240" w:lineRule="auto"/>
+        <w:rPr>
+          <w:sz w:val="16"/>
+          <w:szCs w:val="16"/>
+        </w:rPr>
+      </w:pPr>
+    </w:p>
+    <w:p>
+      <w:pPr>
+        <w:spacing w:line="240" w:lineRule="auto"/>
+        <w:rPr>
+          <w:sz w:val="16"/>
+          <w:szCs w:val="16"/>
+        </w:rPr>
+      </w:pPr>
+    </w:p>
+    <w:p>
+      <w:pPr>
+        <w:spacing w:line="240" w:lineRule="auto"/>
+        <w:rPr>
+          <w:sz w:val="16"/>
+          <w:szCs w:val="16"/>
+        </w:rPr>
+      </w:pPr>
+    </w:p>
+    <w:p>
+      <w:pPr>
+        <w:spacing w:line="240" w:lineRule="auto"/>
+        <w:rPr>
+          <w:sz w:val="16"/>
+          <w:szCs w:val="16"/>
+        </w:rPr>
+      </w:pPr>
+    </w:p>
+    <w:p>
+      <w:pPr>
+        <w:spacing w:line="240" w:lineRule="auto"/>
+        <w:rPr>
+          <w:sz w:val="16"/>
+          <w:szCs w:val="16"/>
+        </w:rPr>
+      </w:pPr>
+    </w:p>
+    <w:p>
+      <w:pPr>
+        <w:spacing w:line="240" w:lineRule="auto"/>
+        <w:rPr>
+          <w:sz w:val="16"/>
+          <w:szCs w:val="16"/>
+        </w:rPr>
+      </w:pPr>
+    </w:p>
+    <w:p>
+      <w:pPr>
+        <w:spacing w:line="240" w:lineRule="auto"/>
+        <w:rPr>
+          <w:sz w:val="16"/>
+          <w:szCs w:val="16"/>
+        </w:rPr>
+      </w:pPr>
+    </w:p>
+    <w:p>
+      <w:pPr>
+        <w:spacing w:line="240" w:lineRule="auto"/>
+        <w:rPr>
+          <w:sz w:val="16"/>
+          <w:szCs w:val="16"/>
+        </w:rPr>
+      </w:pPr>
+    </w:p>
+    <w:p>
+      <w:pPr>
+        <w:spacing w:line="240" w:lineRule="auto"/>
+        <w:rPr>
+          <w:sz w:val="16"/>
+          <w:szCs w:val="16"/>
+        </w:rPr>
+      </w:pPr>
+    </w:p>
+    <w:p>
+      <w:pPr>
+        <w:spacing w:line="240" w:lineRule="auto"/>
+        <w:rPr>
+          <w:sz w:val="16"/>
+          <w:szCs w:val="16"/>
+        </w:rPr>
+      </w:pPr>
+    </w:p>
+    <w:p>
+      <w:pPr>
+        <w:spacing w:line="240" w:lineRule="auto"/>
+        <w:rPr>
           <w:sz w:val="16"/>
           <w:szCs w:val="16"/>
         </w:rPr>
@@ -128,7 +3109,6 @@
       <w:pPr>
         <w:spacing w:line="240" w:lineRule="auto"/>
         <w:rPr>
-          <w:rFonts w:hint="eastAsia"/>
           <w:sz w:val="16"/>
           <w:szCs w:val="16"/>
         </w:rPr>
@@ -154,7 +3134,6 @@
       <w:pPr>
         <w:spacing w:line="240" w:lineRule="auto"/>
         <w:rPr>
-          <w:rFonts w:hint="eastAsia"/>
           <w:sz w:val="16"/>
           <w:szCs w:val="16"/>
         </w:rPr>
@@ -252,7 +3231,6 @@
       <w:pPr>
         <w:spacing w:line="240" w:lineRule="auto"/>
         <w:rPr>
-          <w:rFonts w:hint="eastAsia"/>
           <w:sz w:val="16"/>
           <w:szCs w:val="16"/>
         </w:rPr>
@@ -278,7 +3256,6 @@
       <w:pPr>
         <w:spacing w:line="240" w:lineRule="auto"/>
         <w:rPr>
-          <w:rFonts w:hint="eastAsia"/>
           <w:sz w:val="16"/>
           <w:szCs w:val="16"/>
         </w:rPr>
@@ -312,17 +3289,17 @@
       <w:pPr>
         <w:spacing w:line="240" w:lineRule="auto"/>
         <w:rPr>
-          <w:rFonts w:hint="eastAsia"/>
-          <w:sz w:val="16"/>
-          <w:szCs w:val="16"/>
-        </w:rPr>
-      </w:pPr>
-      <w:r>
-        <w:rPr>
-          <w:rFonts w:hint="eastAsia"/>
-          <w:sz w:val="16"/>
-          <w:szCs w:val="16"/>
-        </w:rPr>
+          <w:sz w:val="16"/>
+          <w:szCs w:val="16"/>
+        </w:rPr>
+      </w:pPr>
+      <w:r>
+        <w:rPr>
+          <w:rFonts w:hint="eastAsia"/>
+          <w:sz w:val="16"/>
+          <w:szCs w:val="16"/>
+        </w:rPr>
+        <w:lastRenderedPageBreak/>
         <w:t xml:space="preserve">          </w:t>
       </w:r>
       <w:r>
@@ -338,7 +3315,6 @@
       <w:pPr>
         <w:spacing w:line="240" w:lineRule="auto"/>
         <w:rPr>
-          <w:rFonts w:hint="eastAsia"/>
           <w:sz w:val="16"/>
           <w:szCs w:val="16"/>
         </w:rPr>
@@ -432,7 +3408,6 @@
       <w:pPr>
         <w:spacing w:line="240" w:lineRule="auto"/>
         <w:rPr>
-          <w:rFonts w:hint="eastAsia"/>
           <w:sz w:val="16"/>
           <w:szCs w:val="16"/>
         </w:rPr>
@@ -593,6 +3568,163 @@
     </w:p>
   </w:footnote>
 </w:footnotes>
+</file>
+
+<file path=word/numbering.xml><?xml version="1.0" encoding="utf-8"?>
+<w:numbering xmlns:wpc="http://schemas.microsoft.com/office/word/2010/wordprocessingCanvas" xmlns:cx="http://schemas.microsoft.com/office/drawing/2014/chartex" xmlns:cx1="http://schemas.microsoft.com/office/drawing/2015/9/8/chartex" xmlns:cx2="http://schemas.microsoft.com/office/drawing/2015/10/21/chartex" xmlns:cx3="http://schemas.microsoft.com/office/drawing/2016/5/9/chartex" xmlns:cx4="http://schemas.microsoft.com/office/drawing/2016/5/10/chartex" xmlns:cx5="http://schemas.microsoft.com/office/drawing/2016/5/11/chartex" xmlns:cx6="http://schemas.microsoft.com/office/drawing/2016/5/12/chartex" xmlns:cx7="http://schemas.microsoft.com/office/drawing/2016/5/13/chartex" xmlns:cx8="http://schemas.microsoft.com/office/drawing/2016/5/14/chartex" xmlns:mc="http://schemas.openxmlformats.org/markup-compatibility/2006" xmlns:aink="http://schemas.microsoft.com/office/drawing/2016/ink" xmlns:am3d="http://schemas.microsoft.com/office/drawing/2017/model3d" xmlns:o="urn:schemas-microsoft-com:office:office" xmlns:oel="http://schemas.microsoft.com/office/2019/extlst" xmlns:r="http://schemas.openxmlformats.org/officeDocument/2006/relationships" xmlns:m="http://schemas.openxmlformats.org/officeDocument/2006/math" xmlns:v="urn:schemas-microsoft-com:vml" xmlns:wp14="http://schemas.microsoft.com/office/word/2010/wordprocessingDrawing" xmlns:wp="http://schemas.openxmlformats.org/drawingml/2006/wordprocessingDrawing" xmlns:w10="urn:schemas-microsoft-com:office:word" xmlns:w="http://schemas.openxmlformats.org/wordprocessingml/2006/main" xmlns:w14="http://schemas.microsoft.com/office/word/2010/wordml" xmlns:w15="http://schemas.microsoft.com/office/word/2012/wordml" xmlns:w16cex="http://schemas.microsoft.com/office/word/2018/wordml/cex" xmlns:w16cid="http://schemas.microsoft.com/office/word/2016/wordml/cid" xmlns:w16="http://schemas.microsoft.com/office/word/2018/wordml" xmlns:w16du="http://schemas.microsoft.com/office/word/2023/wordml/word16du" xmlns:w16sdtdh="http://schemas.microsoft.com/office/word/2020/wordml/sdtdatahash" xmlns:w16sdtfl="http://schemas.microsoft.com/office/word/2024/wordml/sdtformatlock" xmlns:w16se="http://schemas.microsoft.com/office/word/2015/wordml/symex" xmlns:wpg="http://schemas.microsoft.com/office/word/2010/wordprocessingGroup" xmlns:wpi="http://schemas.microsoft.com/office/word/2010/wordprocessingInk" xmlns:wne="http://schemas.microsoft.com/office/word/2006/wordml" xmlns:wps="http://schemas.microsoft.com/office/word/2010/wordprocessingShape" mc:Ignorable="w14 w15 w16se w16cid w16 w16cex w16sdtdh w16sdtfl w16du wp14">
+  <w:abstractNum w:abstractNumId="0" w15:restartNumberingAfterBreak="0">
+    <w:nsid w:val="2875493A"/>
+    <w:multiLevelType w:val="multilevel"/>
+    <w:tmpl w:val="E6609756"/>
+    <w:lvl w:ilvl="0">
+      <w:start w:val="1"/>
+      <w:numFmt w:val="bullet"/>
+      <w:lvlText w:val=""/>
+      <w:lvlJc w:val="left"/>
+      <w:pPr>
+        <w:tabs>
+          <w:tab w:val="num" w:pos="720"/>
+        </w:tabs>
+        <w:ind w:left="720" w:hanging="360"/>
+      </w:pPr>
+      <w:rPr>
+        <w:rFonts w:ascii="Symbol" w:hAnsi="Symbol" w:hint="default"/>
+        <w:sz w:val="20"/>
+      </w:rPr>
+    </w:lvl>
+    <w:lvl w:ilvl="1" w:tentative="1">
+      <w:start w:val="1"/>
+      <w:numFmt w:val="bullet"/>
+      <w:lvlText w:val="o"/>
+      <w:lvlJc w:val="left"/>
+      <w:pPr>
+        <w:tabs>
+          <w:tab w:val="num" w:pos="1440"/>
+        </w:tabs>
+        <w:ind w:left="1440" w:hanging="360"/>
+      </w:pPr>
+      <w:rPr>
+        <w:rFonts w:ascii="Courier New" w:hAnsi="Courier New" w:hint="default"/>
+        <w:sz w:val="20"/>
+      </w:rPr>
+    </w:lvl>
+    <w:lvl w:ilvl="2" w:tentative="1">
+      <w:start w:val="1"/>
+      <w:numFmt w:val="bullet"/>
+      <w:lvlText w:val=""/>
+      <w:lvlJc w:val="left"/>
+      <w:pPr>
+        <w:tabs>
+          <w:tab w:val="num" w:pos="2160"/>
+        </w:tabs>
+        <w:ind w:left="2160" w:hanging="360"/>
+      </w:pPr>
+      <w:rPr>
+        <w:rFonts w:ascii="Wingdings" w:hAnsi="Wingdings" w:hint="default"/>
+        <w:sz w:val="20"/>
+      </w:rPr>
+    </w:lvl>
+    <w:lvl w:ilvl="3" w:tentative="1">
+      <w:start w:val="1"/>
+      <w:numFmt w:val="bullet"/>
+      <w:lvlText w:val=""/>
+      <w:lvlJc w:val="left"/>
+      <w:pPr>
+        <w:tabs>
+          <w:tab w:val="num" w:pos="2880"/>
+        </w:tabs>
+        <w:ind w:left="2880" w:hanging="360"/>
+      </w:pPr>
+      <w:rPr>
+        <w:rFonts w:ascii="Wingdings" w:hAnsi="Wingdings" w:hint="default"/>
+        <w:sz w:val="20"/>
+      </w:rPr>
+    </w:lvl>
+    <w:lvl w:ilvl="4" w:tentative="1">
+      <w:start w:val="1"/>
+      <w:numFmt w:val="bullet"/>
+      <w:lvlText w:val=""/>
+      <w:lvlJc w:val="left"/>
+      <w:pPr>
+        <w:tabs>
+          <w:tab w:val="num" w:pos="3600"/>
+        </w:tabs>
+        <w:ind w:left="3600" w:hanging="360"/>
+      </w:pPr>
+      <w:rPr>
+        <w:rFonts w:ascii="Wingdings" w:hAnsi="Wingdings" w:hint="default"/>
+        <w:sz w:val="20"/>
+      </w:rPr>
+    </w:lvl>
+    <w:lvl w:ilvl="5" w:tentative="1">
+      <w:start w:val="1"/>
+      <w:numFmt w:val="bullet"/>
+      <w:lvlText w:val=""/>
+      <w:lvlJc w:val="left"/>
+      <w:pPr>
+        <w:tabs>
+          <w:tab w:val="num" w:pos="4320"/>
+        </w:tabs>
+        <w:ind w:left="4320" w:hanging="360"/>
+      </w:pPr>
+      <w:rPr>
+        <w:rFonts w:ascii="Wingdings" w:hAnsi="Wingdings" w:hint="default"/>
+        <w:sz w:val="20"/>
+      </w:rPr>
+    </w:lvl>
+    <w:lvl w:ilvl="6" w:tentative="1">
+      <w:start w:val="1"/>
+      <w:numFmt w:val="bullet"/>
+      <w:lvlText w:val=""/>
+      <w:lvlJc w:val="left"/>
+      <w:pPr>
+        <w:tabs>
+          <w:tab w:val="num" w:pos="5040"/>
+        </w:tabs>
+        <w:ind w:left="5040" w:hanging="360"/>
+      </w:pPr>
+      <w:rPr>
+        <w:rFonts w:ascii="Wingdings" w:hAnsi="Wingdings" w:hint="default"/>
+        <w:sz w:val="20"/>
+      </w:rPr>
+    </w:lvl>
+    <w:lvl w:ilvl="7" w:tentative="1">
+      <w:start w:val="1"/>
+      <w:numFmt w:val="bullet"/>
+      <w:lvlText w:val=""/>
+      <w:lvlJc w:val="left"/>
+      <w:pPr>
+        <w:tabs>
+          <w:tab w:val="num" w:pos="5760"/>
+        </w:tabs>
+        <w:ind w:left="5760" w:hanging="360"/>
+      </w:pPr>
+      <w:rPr>
+        <w:rFonts w:ascii="Wingdings" w:hAnsi="Wingdings" w:hint="default"/>
+        <w:sz w:val="20"/>
+      </w:rPr>
+    </w:lvl>
+    <w:lvl w:ilvl="8" w:tentative="1">
+      <w:start w:val="1"/>
+      <w:numFmt w:val="bullet"/>
+      <w:lvlText w:val=""/>
+      <w:lvlJc w:val="left"/>
+      <w:pPr>
+        <w:tabs>
+          <w:tab w:val="num" w:pos="6480"/>
+        </w:tabs>
+        <w:ind w:left="6480" w:hanging="360"/>
+      </w:pPr>
+      <w:rPr>
+        <w:rFonts w:ascii="Wingdings" w:hAnsi="Wingdings" w:hint="default"/>
+        <w:sz w:val="20"/>
+      </w:rPr>
+    </w:lvl>
+  </w:abstractNum>
+  <w:num w:numId="1" w16cid:durableId="299578069">
+    <w:abstractNumId w:val="0"/>
+  </w:num>
+</w:numbering>
 </file>
 
 <file path=word/styles.xml><?xml version="1.0" encoding="utf-8"?>
@@ -1200,7 +4332,6 @@
   <w:style w:type="character" w:default="1" w:styleId="a0">
     <w:name w:val="Default Paragraph Font"/>
     <w:uiPriority w:val="1"/>
-    <w:semiHidden/>
     <w:unhideWhenUsed/>
   </w:style>
   <w:style w:type="table" w:default="1" w:styleId="a1">
